--- a/Science Books/QED Course/Lesson 53 Electron-Muon Scattering.docx
+++ b/Science Books/QED Course/Lesson 53 Electron-Muon Scattering.docx
@@ -359,6 +359,51 @@
     </w:p>
     <w:p>
       <w:pPr>
+        <w:spacing w:before="160" w:after="160"/>
+        <w:jc w:val="center"/>
+      </w:pPr>
+      <w:r>
+        <w:rPr>
+          <w:rFonts w:ascii="Consolas" w:hAnsi="Consolas" w:cs="Consolas" w:eastAsia="Consolas"/>
+          <w:sz w:val="20"/>
+        </w:rPr>
+        <w:t>e^{-}(p1) ----*---- e^{-}(p3)</w:t>
+      </w:r>
+      <w:r>
+        <w:rPr>
+          <w:rFonts w:ascii="Consolas" w:hAnsi="Consolas" w:cs="Consolas" w:eastAsia="Consolas"/>
+          <w:sz w:val="20"/>
+        </w:rPr>
+        <w:br/>
+        <w:t xml:space="preserve">              |</w:t>
+      </w:r>
+      <w:r>
+        <w:rPr>
+          <w:rFonts w:ascii="Consolas" w:hAnsi="Consolas" w:cs="Consolas" w:eastAsia="Consolas"/>
+          <w:sz w:val="20"/>
+        </w:rPr>
+        <w:br/>
+        <w:t xml:space="preserve">              |  γ*  q = p1 − p3</w:t>
+      </w:r>
+      <w:r>
+        <w:rPr>
+          <w:rFonts w:ascii="Consolas" w:hAnsi="Consolas" w:cs="Consolas" w:eastAsia="Consolas"/>
+          <w:sz w:val="20"/>
+        </w:rPr>
+        <w:br/>
+        <w:t xml:space="preserve">              |</w:t>
+      </w:r>
+      <w:r>
+        <w:rPr>
+          <w:rFonts w:ascii="Consolas" w:hAnsi="Consolas" w:cs="Consolas" w:eastAsia="Consolas"/>
+          <w:sz w:val="20"/>
+        </w:rPr>
+        <w:br/>
+        <w:t>μ^{-}(p2) ----*---- μ^{-}(p4)</w:t>
+      </w:r>
+    </w:p>
+    <w:p>
+      <w:pPr>
         <w:pStyle w:val="Heading2"/>
       </w:pPr>
       <w:r>
@@ -404,7 +449,250 @@
       <m:oMathPara>
         <m:oMath>
           <m:r>
-            <m:t xml:space="preserve">i ℳ = ( i e / t ) e , [ ū(p₃)γ^μu(p₁) ] , [ ū(p₄)γ_μu(p₂) ] = (i e²/t) , [ ū(p₃)γ^μu(p₁) ] , [ ū(p₄)γ_μu(p₂) ]</m:t>
+            <m:t xml:space="preserve">i</m:t>
+          </m:r>
+          <m:r>
+            <m:t xml:space="preserve">ℳ</m:t>
+          </m:r>
+          <m:r>
+            <m:t xml:space="preserve">=</m:t>
+          </m:r>
+          <m:r>
+            <m:t xml:space="preserve">i</m:t>
+          </m:r>
+          <m:f>
+            <m:num>
+              <m:r>
+                <m:t xml:space="preserve">e</m:t>
+              </m:r>
+            </m:num>
+            <m:den>
+              <m:r>
+                <m:t xml:space="preserve">t</m:t>
+              </m:r>
+            </m:den>
+          </m:f>
+          <m:r>
+            <m:t xml:space="preserve">e</m:t>
+          </m:r>
+          <m:r>
+            <m:t xml:space="preserve">,</m:t>
+          </m:r>
+          <m:r>
+            <m:t xml:space="preserve">[</m:t>
+          </m:r>
+          <m:r>
+            <m:t xml:space="preserve">ū</m:t>
+          </m:r>
+          <m:sSub>
+            <m:e>
+              <m:r>
+                <m:t xml:space="preserve">p</m:t>
+              </m:r>
+            </m:e>
+            <m:sub>
+              <m:r>
+                <m:t xml:space="preserve">3</m:t>
+              </m:r>
+            </m:sub>
+          </m:sSub>
+          <m:sSup>
+            <m:e>
+              <m:r>
+                <m:t xml:space="preserve">γ</m:t>
+              </m:r>
+            </m:e>
+            <m:sup>
+              <m:r>
+                <m:t xml:space="preserve">μu</m:t>
+              </m:r>
+            </m:sup>
+          </m:sSup>
+          <m:sSub>
+            <m:e>
+              <m:r>
+                <m:t xml:space="preserve">p</m:t>
+              </m:r>
+            </m:e>
+            <m:sub>
+              <m:r>
+                <m:t xml:space="preserve">1</m:t>
+              </m:r>
+            </m:sub>
+          </m:sSub>
+          <m:r>
+            <m:t xml:space="preserve">]</m:t>
+          </m:r>
+          <m:r>
+            <m:t xml:space="preserve">,</m:t>
+          </m:r>
+          <m:r>
+            <m:t xml:space="preserve">[</m:t>
+          </m:r>
+          <m:r>
+            <m:t xml:space="preserve">ū</m:t>
+          </m:r>
+          <m:sSub>
+            <m:e>
+              <m:r>
+                <m:t xml:space="preserve">p</m:t>
+              </m:r>
+            </m:e>
+            <m:sub>
+              <m:r>
+                <m:t xml:space="preserve">4</m:t>
+              </m:r>
+            </m:sub>
+          </m:sSub>
+          <m:sSub>
+            <m:e>
+              <m:r>
+                <m:t xml:space="preserve">γ</m:t>
+              </m:r>
+            </m:e>
+            <m:sub>
+              <m:r>
+                <m:t xml:space="preserve">μu</m:t>
+              </m:r>
+            </m:sub>
+          </m:sSub>
+          <m:sSub>
+            <m:e>
+              <m:r>
+                <m:t xml:space="preserve">p</m:t>
+              </m:r>
+            </m:e>
+            <m:sub>
+              <m:r>
+                <m:t xml:space="preserve">2</m:t>
+              </m:r>
+            </m:sub>
+          </m:sSub>
+          <m:r>
+            <m:t xml:space="preserve">]</m:t>
+          </m:r>
+          <m:r>
+            <m:t xml:space="preserve">=</m:t>
+          </m:r>
+          <m:r>
+            <m:t xml:space="preserve">i</m:t>
+          </m:r>
+          <m:f>
+            <m:num>
+              <m:sSup>
+                <m:e>
+                  <m:r>
+                    <m:t xml:space="preserve">e</m:t>
+                  </m:r>
+                </m:e>
+                <m:sup>
+                  <m:r>
+                    <m:t xml:space="preserve">2</m:t>
+                  </m:r>
+                </m:sup>
+              </m:sSup>
+            </m:num>
+            <m:den>
+              <m:r>
+                <m:t xml:space="preserve">t</m:t>
+              </m:r>
+            </m:den>
+          </m:f>
+          <m:r>
+            <m:t xml:space="preserve">,</m:t>
+          </m:r>
+          <m:r>
+            <m:t xml:space="preserve">[</m:t>
+          </m:r>
+          <m:r>
+            <m:t xml:space="preserve">ū</m:t>
+          </m:r>
+          <m:sSub>
+            <m:e>
+              <m:r>
+                <m:t xml:space="preserve">p</m:t>
+              </m:r>
+            </m:e>
+            <m:sub>
+              <m:r>
+                <m:t xml:space="preserve">3</m:t>
+              </m:r>
+            </m:sub>
+          </m:sSub>
+          <m:sSup>
+            <m:e>
+              <m:r>
+                <m:t xml:space="preserve">γ</m:t>
+              </m:r>
+            </m:e>
+            <m:sup>
+              <m:r>
+                <m:t xml:space="preserve">μu</m:t>
+              </m:r>
+            </m:sup>
+          </m:sSup>
+          <m:sSub>
+            <m:e>
+              <m:r>
+                <m:t xml:space="preserve">p</m:t>
+              </m:r>
+            </m:e>
+            <m:sub>
+              <m:r>
+                <m:t xml:space="preserve">1</m:t>
+              </m:r>
+            </m:sub>
+          </m:sSub>
+          <m:r>
+            <m:t xml:space="preserve">]</m:t>
+          </m:r>
+          <m:r>
+            <m:t xml:space="preserve">,</m:t>
+          </m:r>
+          <m:r>
+            <m:t xml:space="preserve">[</m:t>
+          </m:r>
+          <m:r>
+            <m:t xml:space="preserve">ū</m:t>
+          </m:r>
+          <m:sSub>
+            <m:e>
+              <m:r>
+                <m:t xml:space="preserve">p</m:t>
+              </m:r>
+            </m:e>
+            <m:sub>
+              <m:r>
+                <m:t xml:space="preserve">4</m:t>
+              </m:r>
+            </m:sub>
+          </m:sSub>
+          <m:sSub>
+            <m:e>
+              <m:r>
+                <m:t xml:space="preserve">γ</m:t>
+              </m:r>
+            </m:e>
+            <m:sub>
+              <m:r>
+                <m:t xml:space="preserve">μu</m:t>
+              </m:r>
+            </m:sub>
+          </m:sSub>
+          <m:sSub>
+            <m:e>
+              <m:r>
+                <m:t xml:space="preserve">p</m:t>
+              </m:r>
+            </m:e>
+            <m:sub>
+              <m:r>
+                <m:t xml:space="preserve">2</m:t>
+              </m:r>
+            </m:sub>
+          </m:sSub>
+          <m:r>
+            <m:t xml:space="preserve">]</m:t>
           </m:r>
         </m:oMath>
       </m:oMathPara>
@@ -455,9 +743,362 @@
       </w:pPr>
       <m:oMathPara>
         <m:oMath>
+          <m:f>
+            <m:num>
+              <m:r>
+                <m:t xml:space="preserve">1</m:t>
+              </m:r>
+            </m:num>
+            <m:den>
+              <m:r>
+                <m:t xml:space="preserve">4</m:t>
+              </m:r>
+            </m:den>
+          </m:f>
+          <m:sSub>
+            <m:e>
+              <m:r>
+                <m:t xml:space="preserve">Σ</m:t>
+              </m:r>
+            </m:e>
+            <m:sub>
+              <m:r>
+                <m:t xml:space="preserve">spins</m:t>
+              </m:r>
+            </m:sub>
+          </m:sSub>
           <m:r>
-            <m:t xml:space="preserve">(1/4) Σ_(spins) |ℳ|² = (1/4)(e⁴/t²) Σ_(s₁,s₃) Σ_(s₂,s₄) [ū(p₃)γ^μu(p₁)][ū(p₃)γ^νu(p₁)]^* [ū(p₄)γ_μu(p₂)][ū(p₄)γ_νu(p₂)]^*</m:t>
+            <m:t xml:space="preserve">|</m:t>
           </m:r>
+          <m:r>
+            <m:t xml:space="preserve">ℳ</m:t>
+          </m:r>
+          <m:r>
+            <m:t xml:space="preserve">|</m:t>
+          </m:r>
+          <m:sSup>
+            <m:e/>
+            <m:sup>
+              <m:r>
+                <m:t xml:space="preserve">2</m:t>
+              </m:r>
+            </m:sup>
+          </m:sSup>
+          <m:r>
+            <m:t xml:space="preserve">=</m:t>
+          </m:r>
+          <m:f>
+            <m:num>
+              <m:r>
+                <m:t xml:space="preserve">1</m:t>
+              </m:r>
+            </m:num>
+            <m:den>
+              <m:r>
+                <m:t xml:space="preserve">4</m:t>
+              </m:r>
+            </m:den>
+          </m:f>
+          <m:f>
+            <m:num>
+              <m:sSup>
+                <m:e>
+                  <m:r>
+                    <m:t xml:space="preserve">e</m:t>
+                  </m:r>
+                </m:e>
+                <m:sup>
+                  <m:r>
+                    <m:t xml:space="preserve">4</m:t>
+                  </m:r>
+                </m:sup>
+              </m:sSup>
+            </m:num>
+            <m:den>
+              <m:sSup>
+                <m:e>
+                  <m:r>
+                    <m:t xml:space="preserve">t</m:t>
+                  </m:r>
+                </m:e>
+                <m:sup>
+                  <m:r>
+                    <m:t xml:space="preserve">2</m:t>
+                  </m:r>
+                </m:sup>
+              </m:sSup>
+            </m:den>
+          </m:f>
+          <m:sSub>
+            <m:e>
+              <m:r>
+                <m:t xml:space="preserve">Σ</m:t>
+              </m:r>
+            </m:e>
+            <m:sub>
+              <m:sSub>
+                <m:e>
+                  <m:r>
+                    <m:t xml:space="preserve">s</m:t>
+                  </m:r>
+                </m:e>
+                <m:sub>
+                  <m:r>
+                    <m:t xml:space="preserve">1</m:t>
+                  </m:r>
+                </m:sub>
+              </m:sSub>
+              <m:r>
+                <m:t xml:space="preserve">,</m:t>
+              </m:r>
+              <m:sSub>
+                <m:e>
+                  <m:r>
+                    <m:t xml:space="preserve">s</m:t>
+                  </m:r>
+                </m:e>
+                <m:sub>
+                  <m:r>
+                    <m:t xml:space="preserve">3</m:t>
+                  </m:r>
+                </m:sub>
+              </m:sSub>
+            </m:sub>
+          </m:sSub>
+          <m:sSub>
+            <m:e>
+              <m:r>
+                <m:t xml:space="preserve">Σ</m:t>
+              </m:r>
+            </m:e>
+            <m:sub>
+              <m:sSub>
+                <m:e>
+                  <m:r>
+                    <m:t xml:space="preserve">s</m:t>
+                  </m:r>
+                </m:e>
+                <m:sub>
+                  <m:r>
+                    <m:t xml:space="preserve">2</m:t>
+                  </m:r>
+                </m:sub>
+              </m:sSub>
+              <m:r>
+                <m:t xml:space="preserve">,</m:t>
+              </m:r>
+              <m:sSub>
+                <m:e>
+                  <m:r>
+                    <m:t xml:space="preserve">s</m:t>
+                  </m:r>
+                </m:e>
+                <m:sub>
+                  <m:r>
+                    <m:t xml:space="preserve">4</m:t>
+                  </m:r>
+                </m:sub>
+              </m:sSub>
+            </m:sub>
+          </m:sSub>
+          <m:r>
+            <m:t xml:space="preserve">[</m:t>
+          </m:r>
+          <m:r>
+            <m:t xml:space="preserve">ū</m:t>
+          </m:r>
+          <m:sSub>
+            <m:e>
+              <m:r>
+                <m:t xml:space="preserve">p</m:t>
+              </m:r>
+            </m:e>
+            <m:sub>
+              <m:r>
+                <m:t xml:space="preserve">3</m:t>
+              </m:r>
+            </m:sub>
+          </m:sSub>
+          <m:sSup>
+            <m:e>
+              <m:r>
+                <m:t xml:space="preserve">γ</m:t>
+              </m:r>
+            </m:e>
+            <m:sup>
+              <m:r>
+                <m:t xml:space="preserve">μu</m:t>
+              </m:r>
+            </m:sup>
+          </m:sSup>
+          <m:sSub>
+            <m:e>
+              <m:r>
+                <m:t xml:space="preserve">p</m:t>
+              </m:r>
+            </m:e>
+            <m:sub>
+              <m:r>
+                <m:t xml:space="preserve">1</m:t>
+              </m:r>
+            </m:sub>
+          </m:sSub>
+          <m:r>
+            <m:t xml:space="preserve">]</m:t>
+          </m:r>
+          <m:sSup>
+            <m:e>
+              <m:r>
+                <m:t xml:space="preserve">[</m:t>
+              </m:r>
+              <m:r>
+                <m:t xml:space="preserve">ū</m:t>
+              </m:r>
+              <m:sSub>
+                <m:e>
+                  <m:r>
+                    <m:t xml:space="preserve">p</m:t>
+                  </m:r>
+                </m:e>
+                <m:sub>
+                  <m:r>
+                    <m:t xml:space="preserve">3</m:t>
+                  </m:r>
+                </m:sub>
+              </m:sSub>
+              <m:sSup>
+                <m:e>
+                  <m:r>
+                    <m:t xml:space="preserve">γ</m:t>
+                  </m:r>
+                </m:e>
+                <m:sup>
+                  <m:r>
+                    <m:t xml:space="preserve">νu</m:t>
+                  </m:r>
+                </m:sup>
+              </m:sSup>
+              <m:sSub>
+                <m:e>
+                  <m:r>
+                    <m:t xml:space="preserve">p</m:t>
+                  </m:r>
+                </m:e>
+                <m:sub>
+                  <m:r>
+                    <m:t xml:space="preserve">1</m:t>
+                  </m:r>
+                </m:sub>
+              </m:sSub>
+              <m:r>
+                <m:t xml:space="preserve">]</m:t>
+              </m:r>
+            </m:e>
+            <m:sup>
+              <m:r>
+                <m:t xml:space="preserve">*</m:t>
+              </m:r>
+            </m:sup>
+          </m:sSup>
+          <m:r>
+            <m:t xml:space="preserve">[</m:t>
+          </m:r>
+          <m:r>
+            <m:t xml:space="preserve">ū</m:t>
+          </m:r>
+          <m:sSub>
+            <m:e>
+              <m:r>
+                <m:t xml:space="preserve">p</m:t>
+              </m:r>
+            </m:e>
+            <m:sub>
+              <m:r>
+                <m:t xml:space="preserve">4</m:t>
+              </m:r>
+            </m:sub>
+          </m:sSub>
+          <m:sSub>
+            <m:e>
+              <m:r>
+                <m:t xml:space="preserve">γ</m:t>
+              </m:r>
+            </m:e>
+            <m:sub>
+              <m:r>
+                <m:t xml:space="preserve">μu</m:t>
+              </m:r>
+            </m:sub>
+          </m:sSub>
+          <m:sSub>
+            <m:e>
+              <m:r>
+                <m:t xml:space="preserve">p</m:t>
+              </m:r>
+            </m:e>
+            <m:sub>
+              <m:r>
+                <m:t xml:space="preserve">2</m:t>
+              </m:r>
+            </m:sub>
+          </m:sSub>
+          <m:r>
+            <m:t xml:space="preserve">]</m:t>
+          </m:r>
+          <m:sSup>
+            <m:e>
+              <m:r>
+                <m:t xml:space="preserve">[</m:t>
+              </m:r>
+              <m:r>
+                <m:t xml:space="preserve">ū</m:t>
+              </m:r>
+              <m:sSub>
+                <m:e>
+                  <m:r>
+                    <m:t xml:space="preserve">p</m:t>
+                  </m:r>
+                </m:e>
+                <m:sub>
+                  <m:r>
+                    <m:t xml:space="preserve">4</m:t>
+                  </m:r>
+                </m:sub>
+              </m:sSub>
+              <m:sSub>
+                <m:e>
+                  <m:r>
+                    <m:t xml:space="preserve">γ</m:t>
+                  </m:r>
+                </m:e>
+                <m:sub>
+                  <m:r>
+                    <m:t xml:space="preserve">νu</m:t>
+                  </m:r>
+                </m:sub>
+              </m:sSub>
+              <m:sSub>
+                <m:e>
+                  <m:r>
+                    <m:t xml:space="preserve">p</m:t>
+                  </m:r>
+                </m:e>
+                <m:sub>
+                  <m:r>
+                    <m:t xml:space="preserve">2</m:t>
+                  </m:r>
+                </m:sub>
+              </m:sSub>
+              <m:r>
+                <m:t xml:space="preserve">]</m:t>
+              </m:r>
+            </m:e>
+            <m:sup>
+              <m:r>
+                <m:t xml:space="preserve">*</m:t>
+              </m:r>
+            </m:sup>
+          </m:sSup>
         </m:oMath>
       </m:oMathPara>
     </w:p>
@@ -481,8 +1122,395 @@
       </w:pPr>
       <m:oMathPara>
         <m:oMath>
+          <m:f>
+            <m:num>
+              <m:r>
+                <m:t xml:space="preserve">1</m:t>
+              </m:r>
+            </m:num>
+            <m:den>
+              <m:r>
+                <m:t xml:space="preserve">4</m:t>
+              </m:r>
+            </m:den>
+          </m:f>
           <m:r>
-            <m:t xml:space="preserve">(1/4) Σ|ℳ|² = (1/4)(e⁴/t²) , L_e^(μν) , L_(μ,μν)</m:t>
+            <m:t xml:space="preserve">Σ</m:t>
+          </m:r>
+          <m:r>
+            <m:t xml:space="preserve">|</m:t>
+          </m:r>
+          <m:r>
+            <m:t xml:space="preserve">ℳ</m:t>
+          </m:r>
+          <m:r>
+            <m:t xml:space="preserve">|</m:t>
+          </m:r>
+          <m:sSup>
+            <m:e/>
+            <m:sup>
+              <m:r>
+                <m:t xml:space="preserve">2</m:t>
+              </m:r>
+            </m:sup>
+          </m:sSup>
+          <m:r>
+            <m:t xml:space="preserve">=</m:t>
+          </m:r>
+          <m:f>
+            <m:num>
+              <m:r>
+                <m:t xml:space="preserve">1</m:t>
+              </m:r>
+            </m:num>
+            <m:den>
+              <m:r>
+                <m:t xml:space="preserve">4</m:t>
+              </m:r>
+            </m:den>
+          </m:f>
+          <m:f>
+            <m:num>
+              <m:sSup>
+                <m:e>
+                  <m:r>
+                    <m:t xml:space="preserve">e</m:t>
+                  </m:r>
+                </m:e>
+                <m:sup>
+                  <m:r>
+                    <m:t xml:space="preserve">4</m:t>
+                  </m:r>
+                </m:sup>
+              </m:sSup>
+            </m:num>
+            <m:den>
+              <m:sSup>
+                <m:e>
+                  <m:r>
+                    <m:t xml:space="preserve">t</m:t>
+                  </m:r>
+                </m:e>
+                <m:sup>
+                  <m:r>
+                    <m:t xml:space="preserve">2</m:t>
+                  </m:r>
+                </m:sup>
+              </m:sSup>
+            </m:den>
+          </m:f>
+          <m:r>
+            <m:t xml:space="preserve">,</m:t>
+          </m:r>
+          <m:sSubSup>
+            <m:e>
+              <m:r>
+                <m:t xml:space="preserve">L</m:t>
+              </m:r>
+            </m:e>
+            <m:sub>
+              <m:r>
+                <m:t xml:space="preserve">e</m:t>
+              </m:r>
+            </m:sub>
+            <m:sup>
+              <m:r>
+                <m:t xml:space="preserve">μν</m:t>
+              </m:r>
+            </m:sup>
+          </m:sSubSup>
+          <m:r>
+            <m:t xml:space="preserve">,</m:t>
+          </m:r>
+          <m:sSub>
+            <m:e>
+              <m:r>
+                <m:t xml:space="preserve">L</m:t>
+              </m:r>
+            </m:e>
+            <m:sub>
+              <m:r>
+                <m:t xml:space="preserve">μ</m:t>
+              </m:r>
+              <m:r>
+                <m:t xml:space="preserve">,</m:t>
+              </m:r>
+              <m:r>
+                <m:t xml:space="preserve">μν</m:t>
+              </m:r>
+            </m:sub>
+          </m:sSub>
+        </m:oMath>
+      </m:oMathPara>
+    </w:p>
+    <w:p>
+      <w:pPr>
+        <w:spacing w:before="100" w:after="160"/>
+        <w:jc w:val="center"/>
+      </w:pPr>
+      <m:oMathPara>
+        <m:oMath>
+          <m:sSubSup>
+            <m:e>
+              <m:r>
+                <m:t xml:space="preserve">L</m:t>
+              </m:r>
+            </m:e>
+            <m:sub>
+              <m:r>
+                <m:t xml:space="preserve">e</m:t>
+              </m:r>
+            </m:sub>
+            <m:sup>
+              <m:r>
+                <m:t xml:space="preserve">μν</m:t>
+              </m:r>
+            </m:sup>
+          </m:sSubSup>
+          <m:r>
+            <m:t xml:space="preserve">:</m:t>
+          </m:r>
+          <m:r>
+            <m:t xml:space="preserve">=</m:t>
+          </m:r>
+          <m:sSub>
+            <m:e>
+              <m:r>
+                <m:t xml:space="preserve">Σ</m:t>
+              </m:r>
+            </m:e>
+            <m:sub>
+              <m:sSub>
+                <m:e>
+                  <m:r>
+                    <m:t xml:space="preserve">s</m:t>
+                  </m:r>
+                </m:e>
+                <m:sub>
+                  <m:r>
+                    <m:t xml:space="preserve">1</m:t>
+                  </m:r>
+                </m:sub>
+              </m:sSub>
+              <m:r>
+                <m:t xml:space="preserve">,</m:t>
+              </m:r>
+              <m:sSub>
+                <m:e>
+                  <m:r>
+                    <m:t xml:space="preserve">s</m:t>
+                  </m:r>
+                </m:e>
+                <m:sub>
+                  <m:r>
+                    <m:t xml:space="preserve">3</m:t>
+                  </m:r>
+                </m:sub>
+              </m:sSub>
+            </m:sub>
+          </m:sSub>
+          <m:r>
+            <m:t xml:space="preserve">[</m:t>
+          </m:r>
+          <m:r>
+            <m:t xml:space="preserve">ū</m:t>
+          </m:r>
+          <m:sSub>
+            <m:e>
+              <m:r>
+                <m:t xml:space="preserve">p</m:t>
+              </m:r>
+            </m:e>
+            <m:sub>
+              <m:r>
+                <m:t xml:space="preserve">3</m:t>
+              </m:r>
+            </m:sub>
+          </m:sSub>
+          <m:sSup>
+            <m:e>
+              <m:r>
+                <m:t xml:space="preserve">γ</m:t>
+              </m:r>
+            </m:e>
+            <m:sup>
+              <m:r>
+                <m:t xml:space="preserve">μu</m:t>
+              </m:r>
+            </m:sup>
+          </m:sSup>
+          <m:sSub>
+            <m:e>
+              <m:r>
+                <m:t xml:space="preserve">p</m:t>
+              </m:r>
+            </m:e>
+            <m:sub>
+              <m:r>
+                <m:t xml:space="preserve">1</m:t>
+              </m:r>
+            </m:sub>
+          </m:sSub>
+          <m:r>
+            <m:t xml:space="preserve">]</m:t>
+          </m:r>
+          <m:sSup>
+            <m:e>
+              <m:r>
+                <m:t xml:space="preserve">[</m:t>
+              </m:r>
+              <m:r>
+                <m:t xml:space="preserve">ū</m:t>
+              </m:r>
+              <m:sSub>
+                <m:e>
+                  <m:r>
+                    <m:t xml:space="preserve">p</m:t>
+                  </m:r>
+                </m:e>
+                <m:sub>
+                  <m:r>
+                    <m:t xml:space="preserve">3</m:t>
+                  </m:r>
+                </m:sub>
+              </m:sSub>
+              <m:sSup>
+                <m:e>
+                  <m:r>
+                    <m:t xml:space="preserve">γ</m:t>
+                  </m:r>
+                </m:e>
+                <m:sup>
+                  <m:r>
+                    <m:t xml:space="preserve">νu</m:t>
+                  </m:r>
+                </m:sup>
+              </m:sSup>
+              <m:sSub>
+                <m:e>
+                  <m:r>
+                    <m:t xml:space="preserve">p</m:t>
+                  </m:r>
+                </m:e>
+                <m:sub>
+                  <m:r>
+                    <m:t xml:space="preserve">1</m:t>
+                  </m:r>
+                </m:sub>
+              </m:sSub>
+              <m:r>
+                <m:t xml:space="preserve">]</m:t>
+              </m:r>
+            </m:e>
+            <m:sup>
+              <m:r>
+                <m:t xml:space="preserve">*</m:t>
+              </m:r>
+            </m:sup>
+          </m:sSup>
+          <m:r>
+            <m:t xml:space="preserve">=</m:t>
+          </m:r>
+          <m:r>
+            <m:t xml:space="preserve">Tr</m:t>
+          </m:r>
+          <m:r>
+            <m:t xml:space="preserve">[</m:t>
+          </m:r>
+          <m:sSup>
+            <m:e>
+              <m:r>
+                <m:t xml:space="preserve">γ</m:t>
+              </m:r>
+            </m:e>
+            <m:sup>
+              <m:r>
+                <m:t xml:space="preserve">μ</m:t>
+              </m:r>
+            </m:sup>
+          </m:sSup>
+          <m:sSub>
+            <m:e>
+              <m:acc>
+                <m:accPr>
+                  <m:chr m:val="/"/>
+                </m:accPr>
+                <m:e>
+                  <m:r>
+                    <m:t xml:space="preserve">p</m:t>
+                  </m:r>
+                </m:e>
+              </m:acc>
+            </m:e>
+            <m:sub>
+              <m:r>
+                <m:t xml:space="preserve">1</m:t>
+              </m:r>
+            </m:sub>
+          </m:sSub>
+          <m:r>
+            <m:t xml:space="preserve">+</m:t>
+          </m:r>
+          <m:sSub>
+            <m:e>
+              <m:r>
+                <m:t xml:space="preserve">m</m:t>
+              </m:r>
+            </m:e>
+            <m:sub>
+              <m:r>
+                <m:t xml:space="preserve">e</m:t>
+              </m:r>
+            </m:sub>
+          </m:sSub>
+          <m:sSup>
+            <m:e>
+              <m:r>
+                <m:t xml:space="preserve">γ</m:t>
+              </m:r>
+            </m:e>
+            <m:sup>
+              <m:r>
+                <m:t xml:space="preserve">ν</m:t>
+              </m:r>
+            </m:sup>
+          </m:sSup>
+          <m:sSub>
+            <m:e>
+              <m:acc>
+                <m:accPr>
+                  <m:chr m:val="/"/>
+                </m:accPr>
+                <m:e>
+                  <m:r>
+                    <m:t xml:space="preserve">p</m:t>
+                  </m:r>
+                </m:e>
+              </m:acc>
+            </m:e>
+            <m:sub>
+              <m:r>
+                <m:t xml:space="preserve">3</m:t>
+              </m:r>
+            </m:sub>
+          </m:sSub>
+          <m:r>
+            <m:t xml:space="preserve">+</m:t>
+          </m:r>
+          <m:sSub>
+            <m:e>
+              <m:r>
+                <m:t xml:space="preserve">m</m:t>
+              </m:r>
+            </m:e>
+            <m:sub>
+              <m:r>
+                <m:t xml:space="preserve">e</m:t>
+              </m:r>
+            </m:sub>
+          </m:sSub>
+          <m:r>
+            <m:t xml:space="preserve">]</m:t>
           </m:r>
         </m:oMath>
       </m:oMathPara>
@@ -494,21 +1522,268 @@
       </w:pPr>
       <m:oMathPara>
         <m:oMath>
+          <m:sSub>
+            <m:e>
+              <m:r>
+                <m:t xml:space="preserve">L</m:t>
+              </m:r>
+            </m:e>
+            <m:sub>
+              <m:r>
+                <m:t xml:space="preserve">μ</m:t>
+              </m:r>
+              <m:r>
+                <m:t xml:space="preserve">,</m:t>
+              </m:r>
+              <m:r>
+                <m:t xml:space="preserve">μν</m:t>
+              </m:r>
+            </m:sub>
+          </m:sSub>
           <m:r>
-            <m:t xml:space="preserve">L_e^(μν) := Σ_(s₁,s₃) [ū(p₃)γ^μu(p₁)][ū(p₃)γ^νu(p₁)]^* = Tr[γ^μ(p̸₁+m_e)γ^ν(p̸₃+m_e)]</m:t>
+            <m:t xml:space="preserve">:</m:t>
           </m:r>
-        </m:oMath>
-      </m:oMathPara>
-    </w:p>
-    <w:p>
-      <w:pPr>
-        <w:spacing w:before="100" w:after="160"/>
-        <w:jc w:val="center"/>
-      </w:pPr>
-      <m:oMathPara>
-        <m:oMath>
           <m:r>
-            <m:t xml:space="preserve">L_(μ,μν) := Σ_(s₂,s₄) [ū(p₄)γ_μu(p₂)][ū(p₄)γ_νu(p₂)]^* = Tr[γ_μ(p̸₂+m_μ)γ_ν(p̸₄+m_μ)]</m:t>
+            <m:t xml:space="preserve">=</m:t>
+          </m:r>
+          <m:sSub>
+            <m:e>
+              <m:r>
+                <m:t xml:space="preserve">Σ</m:t>
+              </m:r>
+            </m:e>
+            <m:sub>
+              <m:sSub>
+                <m:e>
+                  <m:r>
+                    <m:t xml:space="preserve">s</m:t>
+                  </m:r>
+                </m:e>
+                <m:sub>
+                  <m:r>
+                    <m:t xml:space="preserve">2</m:t>
+                  </m:r>
+                </m:sub>
+              </m:sSub>
+              <m:r>
+                <m:t xml:space="preserve">,</m:t>
+              </m:r>
+              <m:sSub>
+                <m:e>
+                  <m:r>
+                    <m:t xml:space="preserve">s</m:t>
+                  </m:r>
+                </m:e>
+                <m:sub>
+                  <m:r>
+                    <m:t xml:space="preserve">4</m:t>
+                  </m:r>
+                </m:sub>
+              </m:sSub>
+            </m:sub>
+          </m:sSub>
+          <m:r>
+            <m:t xml:space="preserve">[</m:t>
+          </m:r>
+          <m:r>
+            <m:t xml:space="preserve">ū</m:t>
+          </m:r>
+          <m:sSub>
+            <m:e>
+              <m:r>
+                <m:t xml:space="preserve">p</m:t>
+              </m:r>
+            </m:e>
+            <m:sub>
+              <m:r>
+                <m:t xml:space="preserve">4</m:t>
+              </m:r>
+            </m:sub>
+          </m:sSub>
+          <m:sSub>
+            <m:e>
+              <m:r>
+                <m:t xml:space="preserve">γ</m:t>
+              </m:r>
+            </m:e>
+            <m:sub>
+              <m:r>
+                <m:t xml:space="preserve">μu</m:t>
+              </m:r>
+            </m:sub>
+          </m:sSub>
+          <m:sSub>
+            <m:e>
+              <m:r>
+                <m:t xml:space="preserve">p</m:t>
+              </m:r>
+            </m:e>
+            <m:sub>
+              <m:r>
+                <m:t xml:space="preserve">2</m:t>
+              </m:r>
+            </m:sub>
+          </m:sSub>
+          <m:r>
+            <m:t xml:space="preserve">]</m:t>
+          </m:r>
+          <m:sSup>
+            <m:e>
+              <m:r>
+                <m:t xml:space="preserve">[</m:t>
+              </m:r>
+              <m:r>
+                <m:t xml:space="preserve">ū</m:t>
+              </m:r>
+              <m:sSub>
+                <m:e>
+                  <m:r>
+                    <m:t xml:space="preserve">p</m:t>
+                  </m:r>
+                </m:e>
+                <m:sub>
+                  <m:r>
+                    <m:t xml:space="preserve">4</m:t>
+                  </m:r>
+                </m:sub>
+              </m:sSub>
+              <m:sSub>
+                <m:e>
+                  <m:r>
+                    <m:t xml:space="preserve">γ</m:t>
+                  </m:r>
+                </m:e>
+                <m:sub>
+                  <m:r>
+                    <m:t xml:space="preserve">νu</m:t>
+                  </m:r>
+                </m:sub>
+              </m:sSub>
+              <m:sSub>
+                <m:e>
+                  <m:r>
+                    <m:t xml:space="preserve">p</m:t>
+                  </m:r>
+                </m:e>
+                <m:sub>
+                  <m:r>
+                    <m:t xml:space="preserve">2</m:t>
+                  </m:r>
+                </m:sub>
+              </m:sSub>
+              <m:r>
+                <m:t xml:space="preserve">]</m:t>
+              </m:r>
+            </m:e>
+            <m:sup>
+              <m:r>
+                <m:t xml:space="preserve">*</m:t>
+              </m:r>
+            </m:sup>
+          </m:sSup>
+          <m:r>
+            <m:t xml:space="preserve">=</m:t>
+          </m:r>
+          <m:r>
+            <m:t xml:space="preserve">Tr</m:t>
+          </m:r>
+          <m:r>
+            <m:t xml:space="preserve">[</m:t>
+          </m:r>
+          <m:sSub>
+            <m:e>
+              <m:r>
+                <m:t xml:space="preserve">γ</m:t>
+              </m:r>
+            </m:e>
+            <m:sub>
+              <m:r>
+                <m:t xml:space="preserve">μ</m:t>
+              </m:r>
+            </m:sub>
+          </m:sSub>
+          <m:sSub>
+            <m:e>
+              <m:acc>
+                <m:accPr>
+                  <m:chr m:val="/"/>
+                </m:accPr>
+                <m:e>
+                  <m:r>
+                    <m:t xml:space="preserve">p</m:t>
+                  </m:r>
+                </m:e>
+              </m:acc>
+            </m:e>
+            <m:sub>
+              <m:r>
+                <m:t xml:space="preserve">2</m:t>
+              </m:r>
+            </m:sub>
+          </m:sSub>
+          <m:r>
+            <m:t xml:space="preserve">+</m:t>
+          </m:r>
+          <m:sSub>
+            <m:e>
+              <m:r>
+                <m:t xml:space="preserve">m</m:t>
+              </m:r>
+            </m:e>
+            <m:sub>
+              <m:r>
+                <m:t xml:space="preserve">μ</m:t>
+              </m:r>
+            </m:sub>
+          </m:sSub>
+          <m:sSub>
+            <m:e>
+              <m:r>
+                <m:t xml:space="preserve">γ</m:t>
+              </m:r>
+            </m:e>
+            <m:sub>
+              <m:r>
+                <m:t xml:space="preserve">ν</m:t>
+              </m:r>
+            </m:sub>
+          </m:sSub>
+          <m:sSub>
+            <m:e>
+              <m:acc>
+                <m:accPr>
+                  <m:chr m:val="/"/>
+                </m:accPr>
+                <m:e>
+                  <m:r>
+                    <m:t xml:space="preserve">p</m:t>
+                  </m:r>
+                </m:e>
+              </m:acc>
+            </m:e>
+            <m:sub>
+              <m:r>
+                <m:t xml:space="preserve">4</m:t>
+              </m:r>
+            </m:sub>
+          </m:sSub>
+          <m:r>
+            <m:t xml:space="preserve">+</m:t>
+          </m:r>
+          <m:sSub>
+            <m:e>
+              <m:r>
+                <m:t xml:space="preserve">m</m:t>
+              </m:r>
+            </m:e>
+            <m:sub>
+              <m:r>
+                <m:t xml:space="preserve">μ</m:t>
+              </m:r>
+            </m:sub>
+          </m:sSub>
+          <m:r>
+            <m:t xml:space="preserve">]</m:t>
           </m:r>
         </m:oMath>
       </m:oMathPara>
@@ -554,8 +1829,161 @@
       </w:pPr>
       <m:oMathPara>
         <m:oMath>
+          <m:sSubSup>
+            <m:e>
+              <m:r>
+                <m:t xml:space="preserve">L</m:t>
+              </m:r>
+            </m:e>
+            <m:sub>
+              <m:r>
+                <m:t xml:space="preserve">e</m:t>
+              </m:r>
+            </m:sub>
+            <m:sup>
+              <m:r>
+                <m:t xml:space="preserve">μν</m:t>
+              </m:r>
+            </m:sup>
+          </m:sSubSup>
           <m:r>
-            <m:t xml:space="preserve">L_e^(μν) = 4 [ p₁^μp₃^ν + p₁^νp₃^μ − g^(μν)(p₁·p₃ − m_e²) ]</m:t>
+            <m:t xml:space="preserve">=</m:t>
+          </m:r>
+          <m:r>
+            <m:t xml:space="preserve">4</m:t>
+          </m:r>
+          <m:r>
+            <m:t xml:space="preserve">[</m:t>
+          </m:r>
+          <m:sSubSup>
+            <m:e>
+              <m:sSubSup>
+                <m:e>
+                  <m:r>
+                    <m:t xml:space="preserve">p</m:t>
+                  </m:r>
+                </m:e>
+                <m:sub>
+                  <m:r>
+                    <m:t xml:space="preserve">1</m:t>
+                  </m:r>
+                </m:sub>
+                <m:sup>
+                  <m:r>
+                    <m:t xml:space="preserve">μp</m:t>
+                  </m:r>
+                </m:sup>
+              </m:sSubSup>
+            </m:e>
+            <m:sub>
+              <m:r>
+                <m:t xml:space="preserve">3</m:t>
+              </m:r>
+            </m:sub>
+            <m:sup>
+              <m:r>
+                <m:t xml:space="preserve">ν</m:t>
+              </m:r>
+            </m:sup>
+          </m:sSubSup>
+          <m:r>
+            <m:t xml:space="preserve">+</m:t>
+          </m:r>
+          <m:sSubSup>
+            <m:e>
+              <m:sSubSup>
+                <m:e>
+                  <m:r>
+                    <m:t xml:space="preserve">p</m:t>
+                  </m:r>
+                </m:e>
+                <m:sub>
+                  <m:r>
+                    <m:t xml:space="preserve">1</m:t>
+                  </m:r>
+                </m:sub>
+                <m:sup>
+                  <m:r>
+                    <m:t xml:space="preserve">νp</m:t>
+                  </m:r>
+                </m:sup>
+              </m:sSubSup>
+            </m:e>
+            <m:sub>
+              <m:r>
+                <m:t xml:space="preserve">3</m:t>
+              </m:r>
+            </m:sub>
+            <m:sup>
+              <m:r>
+                <m:t xml:space="preserve">μ</m:t>
+              </m:r>
+            </m:sup>
+          </m:sSubSup>
+          <m:r>
+            <m:t xml:space="preserve">−</m:t>
+          </m:r>
+          <m:sSup>
+            <m:e>
+              <m:r>
+                <m:t xml:space="preserve">g</m:t>
+              </m:r>
+            </m:e>
+            <m:sup>
+              <m:r>
+                <m:t xml:space="preserve">μν</m:t>
+              </m:r>
+            </m:sup>
+          </m:sSup>
+          <m:sSub>
+            <m:e>
+              <m:r>
+                <m:t xml:space="preserve">p</m:t>
+              </m:r>
+            </m:e>
+            <m:sub>
+              <m:r>
+                <m:t xml:space="preserve">1</m:t>
+              </m:r>
+            </m:sub>
+          </m:sSub>
+          <m:r>
+            <m:t xml:space="preserve">·</m:t>
+          </m:r>
+          <m:sSub>
+            <m:e>
+              <m:r>
+                <m:t xml:space="preserve">p</m:t>
+              </m:r>
+            </m:e>
+            <m:sub>
+              <m:r>
+                <m:t xml:space="preserve">3</m:t>
+              </m:r>
+            </m:sub>
+          </m:sSub>
+          <m:r>
+            <m:t xml:space="preserve">−</m:t>
+          </m:r>
+          <m:sSubSup>
+            <m:e>
+              <m:r>
+                <m:t xml:space="preserve">m</m:t>
+              </m:r>
+            </m:e>
+            <m:sub>
+              <m:r>
+                <m:t xml:space="preserve">e</m:t>
+              </m:r>
+            </m:sub>
+            <m:sup>
+              <m:r>
+                <m:t xml:space="preserve">2</m:t>
+              </m:r>
+            </m:sup>
+          </m:sSubSup>
+          <m:r>
+            <m:t xml:space="preserve">]</m:t>
           </m:r>
         </m:oMath>
       </m:oMathPara>
@@ -580,8 +2008,148 @@
       </w:pPr>
       <m:oMathPara>
         <m:oMath>
+          <m:sSub>
+            <m:e>
+              <m:r>
+                <m:t xml:space="preserve">L</m:t>
+              </m:r>
+            </m:e>
+            <m:sub>
+              <m:r>
+                <m:t xml:space="preserve">μ</m:t>
+              </m:r>
+              <m:r>
+                <m:t xml:space="preserve">,</m:t>
+              </m:r>
+              <m:r>
+                <m:t xml:space="preserve">μν</m:t>
+              </m:r>
+            </m:sub>
+          </m:sSub>
           <m:r>
-            <m:t xml:space="preserve">L_(μ,μν) = 4 [ p_(2μ)p_(4ν) + p_(2ν)p_(4μ) − g_(μν)(p₂·p₄ − m_μ²) ]</m:t>
+            <m:t xml:space="preserve">=</m:t>
+          </m:r>
+          <m:r>
+            <m:t xml:space="preserve">4</m:t>
+          </m:r>
+          <m:r>
+            <m:t xml:space="preserve">[</m:t>
+          </m:r>
+          <m:sSub>
+            <m:e>
+              <m:r>
+                <m:t xml:space="preserve">p</m:t>
+              </m:r>
+            </m:e>
+            <m:sub>
+              <m:r>
+                <m:t xml:space="preserve">2μ</m:t>
+              </m:r>
+            </m:sub>
+          </m:sSub>
+          <m:sSub>
+            <m:e>
+              <m:r>
+                <m:t xml:space="preserve">p</m:t>
+              </m:r>
+            </m:e>
+            <m:sub>
+              <m:r>
+                <m:t xml:space="preserve">4ν</m:t>
+              </m:r>
+            </m:sub>
+          </m:sSub>
+          <m:r>
+            <m:t xml:space="preserve">+</m:t>
+          </m:r>
+          <m:sSub>
+            <m:e>
+              <m:r>
+                <m:t xml:space="preserve">p</m:t>
+              </m:r>
+            </m:e>
+            <m:sub>
+              <m:r>
+                <m:t xml:space="preserve">2ν</m:t>
+              </m:r>
+            </m:sub>
+          </m:sSub>
+          <m:sSub>
+            <m:e>
+              <m:r>
+                <m:t xml:space="preserve">p</m:t>
+              </m:r>
+            </m:e>
+            <m:sub>
+              <m:r>
+                <m:t xml:space="preserve">4μ</m:t>
+              </m:r>
+            </m:sub>
+          </m:sSub>
+          <m:r>
+            <m:t xml:space="preserve">−</m:t>
+          </m:r>
+          <m:sSub>
+            <m:e>
+              <m:r>
+                <m:t xml:space="preserve">g</m:t>
+              </m:r>
+            </m:e>
+            <m:sub>
+              <m:r>
+                <m:t xml:space="preserve">μν</m:t>
+              </m:r>
+            </m:sub>
+          </m:sSub>
+          <m:sSub>
+            <m:e>
+              <m:r>
+                <m:t xml:space="preserve">p</m:t>
+              </m:r>
+            </m:e>
+            <m:sub>
+              <m:r>
+                <m:t xml:space="preserve">2</m:t>
+              </m:r>
+            </m:sub>
+          </m:sSub>
+          <m:r>
+            <m:t xml:space="preserve">·</m:t>
+          </m:r>
+          <m:sSub>
+            <m:e>
+              <m:r>
+                <m:t xml:space="preserve">p</m:t>
+              </m:r>
+            </m:e>
+            <m:sub>
+              <m:r>
+                <m:t xml:space="preserve">4</m:t>
+              </m:r>
+            </m:sub>
+          </m:sSub>
+          <m:r>
+            <m:t xml:space="preserve">−</m:t>
+          </m:r>
+          <m:sSubSup>
+            <m:e>
+              <m:r>
+                <m:t xml:space="preserve">m</m:t>
+              </m:r>
+            </m:e>
+            <m:sub>
+              <m:r>
+                <m:t xml:space="preserve">μ</m:t>
+              </m:r>
+            </m:sub>
+            <m:sup>
+              <m:r>
+                <m:t xml:space="preserve">2</m:t>
+              </m:r>
+            </m:sup>
+          </m:sSubSup>
+          <m:r>
+            <m:t xml:space="preserve">]</m:t>
           </m:r>
         </m:oMath>
       </m:oMathPara>
@@ -627,9 +2195,301 @@
       </w:pPr>
       <m:oMathPara>
         <m:oMath>
+          <m:sSubSup>
+            <m:e>
+              <m:r>
+                <m:t xml:space="preserve">L</m:t>
+              </m:r>
+            </m:e>
+            <m:sub>
+              <m:r>
+                <m:t xml:space="preserve">e</m:t>
+              </m:r>
+            </m:sub>
+            <m:sup>
+              <m:r>
+                <m:t xml:space="preserve">μν</m:t>
+              </m:r>
+            </m:sup>
+          </m:sSubSup>
+          <m:sSub>
+            <m:e>
+              <m:r>
+                <m:t xml:space="preserve">L</m:t>
+              </m:r>
+            </m:e>
+            <m:sub>
+              <m:r>
+                <m:t xml:space="preserve">μ</m:t>
+              </m:r>
+              <m:r>
+                <m:t xml:space="preserve">,</m:t>
+              </m:r>
+              <m:r>
+                <m:t xml:space="preserve">μν</m:t>
+              </m:r>
+            </m:sub>
+          </m:sSub>
           <m:r>
-            <m:t xml:space="preserve">L_e^(μν) L_(μ,μν) = 32 (p₁·p₂)(p₃·p₄) + 32 (p₁·p₄)(p₂·p₃) − 32 m_μ²(p₁·p₃) − 32 m_e²(p₂·p₄) + 64 m_e²m_μ²</m:t>
+            <m:t xml:space="preserve">=</m:t>
           </m:r>
+          <m:r>
+            <m:t xml:space="preserve">32</m:t>
+          </m:r>
+          <m:sSub>
+            <m:e>
+              <m:r>
+                <m:t xml:space="preserve">p</m:t>
+              </m:r>
+            </m:e>
+            <m:sub>
+              <m:r>
+                <m:t xml:space="preserve">1</m:t>
+              </m:r>
+            </m:sub>
+          </m:sSub>
+          <m:r>
+            <m:t xml:space="preserve">·</m:t>
+          </m:r>
+          <m:sSub>
+            <m:e>
+              <m:r>
+                <m:t xml:space="preserve">p</m:t>
+              </m:r>
+            </m:e>
+            <m:sub>
+              <m:r>
+                <m:t xml:space="preserve">2</m:t>
+              </m:r>
+            </m:sub>
+          </m:sSub>
+          <m:sSub>
+            <m:e>
+              <m:r>
+                <m:t xml:space="preserve">p</m:t>
+              </m:r>
+            </m:e>
+            <m:sub>
+              <m:r>
+                <m:t xml:space="preserve">3</m:t>
+              </m:r>
+            </m:sub>
+          </m:sSub>
+          <m:r>
+            <m:t xml:space="preserve">·</m:t>
+          </m:r>
+          <m:sSub>
+            <m:e>
+              <m:r>
+                <m:t xml:space="preserve">p</m:t>
+              </m:r>
+            </m:e>
+            <m:sub>
+              <m:r>
+                <m:t xml:space="preserve">4</m:t>
+              </m:r>
+            </m:sub>
+          </m:sSub>
+          <m:r>
+            <m:t xml:space="preserve">+</m:t>
+          </m:r>
+          <m:r>
+            <m:t xml:space="preserve">32</m:t>
+          </m:r>
+          <m:sSub>
+            <m:e>
+              <m:r>
+                <m:t xml:space="preserve">p</m:t>
+              </m:r>
+            </m:e>
+            <m:sub>
+              <m:r>
+                <m:t xml:space="preserve">1</m:t>
+              </m:r>
+            </m:sub>
+          </m:sSub>
+          <m:r>
+            <m:t xml:space="preserve">·</m:t>
+          </m:r>
+          <m:sSub>
+            <m:e>
+              <m:r>
+                <m:t xml:space="preserve">p</m:t>
+              </m:r>
+            </m:e>
+            <m:sub>
+              <m:r>
+                <m:t xml:space="preserve">4</m:t>
+              </m:r>
+            </m:sub>
+          </m:sSub>
+          <m:sSub>
+            <m:e>
+              <m:r>
+                <m:t xml:space="preserve">p</m:t>
+              </m:r>
+            </m:e>
+            <m:sub>
+              <m:r>
+                <m:t xml:space="preserve">2</m:t>
+              </m:r>
+            </m:sub>
+          </m:sSub>
+          <m:r>
+            <m:t xml:space="preserve">·</m:t>
+          </m:r>
+          <m:sSub>
+            <m:e>
+              <m:r>
+                <m:t xml:space="preserve">p</m:t>
+              </m:r>
+            </m:e>
+            <m:sub>
+              <m:r>
+                <m:t xml:space="preserve">3</m:t>
+              </m:r>
+            </m:sub>
+          </m:sSub>
+          <m:r>
+            <m:t xml:space="preserve">−</m:t>
+          </m:r>
+          <m:r>
+            <m:t xml:space="preserve">32</m:t>
+          </m:r>
+          <m:sSubSup>
+            <m:e>
+              <m:r>
+                <m:t xml:space="preserve">m</m:t>
+              </m:r>
+            </m:e>
+            <m:sub>
+              <m:r>
+                <m:t xml:space="preserve">μ</m:t>
+              </m:r>
+            </m:sub>
+            <m:sup>
+              <m:r>
+                <m:t xml:space="preserve">2</m:t>
+              </m:r>
+            </m:sup>
+          </m:sSubSup>
+          <m:sSub>
+            <m:e>
+              <m:r>
+                <m:t xml:space="preserve">p</m:t>
+              </m:r>
+            </m:e>
+            <m:sub>
+              <m:r>
+                <m:t xml:space="preserve">1</m:t>
+              </m:r>
+            </m:sub>
+          </m:sSub>
+          <m:r>
+            <m:t xml:space="preserve">·</m:t>
+          </m:r>
+          <m:sSub>
+            <m:e>
+              <m:r>
+                <m:t xml:space="preserve">p</m:t>
+              </m:r>
+            </m:e>
+            <m:sub>
+              <m:r>
+                <m:t xml:space="preserve">3</m:t>
+              </m:r>
+            </m:sub>
+          </m:sSub>
+          <m:r>
+            <m:t xml:space="preserve">−</m:t>
+          </m:r>
+          <m:r>
+            <m:t xml:space="preserve">32</m:t>
+          </m:r>
+          <m:sSubSup>
+            <m:e>
+              <m:r>
+                <m:t xml:space="preserve">m</m:t>
+              </m:r>
+            </m:e>
+            <m:sub>
+              <m:r>
+                <m:t xml:space="preserve">e</m:t>
+              </m:r>
+            </m:sub>
+            <m:sup>
+              <m:r>
+                <m:t xml:space="preserve">2</m:t>
+              </m:r>
+            </m:sup>
+          </m:sSubSup>
+          <m:sSub>
+            <m:e>
+              <m:r>
+                <m:t xml:space="preserve">p</m:t>
+              </m:r>
+            </m:e>
+            <m:sub>
+              <m:r>
+                <m:t xml:space="preserve">2</m:t>
+              </m:r>
+            </m:sub>
+          </m:sSub>
+          <m:r>
+            <m:t xml:space="preserve">·</m:t>
+          </m:r>
+          <m:sSub>
+            <m:e>
+              <m:r>
+                <m:t xml:space="preserve">p</m:t>
+              </m:r>
+            </m:e>
+            <m:sub>
+              <m:r>
+                <m:t xml:space="preserve">4</m:t>
+              </m:r>
+            </m:sub>
+          </m:sSub>
+          <m:r>
+            <m:t xml:space="preserve">+</m:t>
+          </m:r>
+          <m:r>
+            <m:t xml:space="preserve">64</m:t>
+          </m:r>
+          <m:sSubSup>
+            <m:e>
+              <m:r>
+                <m:t xml:space="preserve">m</m:t>
+              </m:r>
+            </m:e>
+            <m:sub>
+              <m:r>
+                <m:t xml:space="preserve">e</m:t>
+              </m:r>
+            </m:sub>
+            <m:sup>
+              <m:r>
+                <m:t xml:space="preserve">2</m:t>
+              </m:r>
+            </m:sup>
+          </m:sSubSup>
+          <m:sSubSup>
+            <m:e>
+              <m:r>
+                <m:t xml:space="preserve">m</m:t>
+              </m:r>
+            </m:e>
+            <m:sub>
+              <m:r>
+                <m:t xml:space="preserve">μ</m:t>
+              </m:r>
+            </m:sub>
+            <m:sup>
+              <m:r>
+                <m:t xml:space="preserve">2</m:t>
+              </m:r>
+            </m:sup>
+          </m:sSubSup>
         </m:oMath>
       </m:oMathPara>
     </w:p>
@@ -653,9 +2513,203 @@
       </w:pPr>
       <m:oMathPara>
         <m:oMath>
+          <m:sSubSup>
+            <m:e>
+              <m:r>
+                <m:t xml:space="preserve">L</m:t>
+              </m:r>
+            </m:e>
+            <m:sub>
+              <m:r>
+                <m:t xml:space="preserve">e</m:t>
+              </m:r>
+            </m:sub>
+            <m:sup>
+              <m:r>
+                <m:t xml:space="preserve">μν</m:t>
+              </m:r>
+            </m:sup>
+          </m:sSubSup>
+          <m:sSub>
+            <m:e>
+              <m:r>
+                <m:t xml:space="preserve">L</m:t>
+              </m:r>
+            </m:e>
+            <m:sub>
+              <m:r>
+                <m:t xml:space="preserve">μ</m:t>
+              </m:r>
+              <m:r>
+                <m:t xml:space="preserve">,</m:t>
+              </m:r>
+              <m:r>
+                <m:t xml:space="preserve">μν</m:t>
+              </m:r>
+            </m:sub>
+          </m:sSub>
           <m:r>
-            <m:t xml:space="preserve">L_e^(μν) L_(μ,μν) = 8 (s−m_e²−m_μ²)² + 8 (u−m_e²−m_μ²)² + 16 t (m_e²+m_μ²)</m:t>
+            <m:t xml:space="preserve">=</m:t>
           </m:r>
+          <m:r>
+            <m:t xml:space="preserve">8</m:t>
+          </m:r>
+          <m:sSup>
+            <m:e>
+              <m:r>
+                <m:t xml:space="preserve">s</m:t>
+              </m:r>
+              <m:r>
+                <m:t xml:space="preserve">−</m:t>
+              </m:r>
+              <m:sSubSup>
+                <m:e>
+                  <m:r>
+                    <m:t xml:space="preserve">m</m:t>
+                  </m:r>
+                </m:e>
+                <m:sub>
+                  <m:r>
+                    <m:t xml:space="preserve">e</m:t>
+                  </m:r>
+                </m:sub>
+                <m:sup>
+                  <m:r>
+                    <m:t xml:space="preserve">2</m:t>
+                  </m:r>
+                </m:sup>
+              </m:sSubSup>
+              <m:r>
+                <m:t xml:space="preserve">−</m:t>
+              </m:r>
+              <m:sSubSup>
+                <m:e>
+                  <m:r>
+                    <m:t xml:space="preserve">m</m:t>
+                  </m:r>
+                </m:e>
+                <m:sub>
+                  <m:r>
+                    <m:t xml:space="preserve">μ</m:t>
+                  </m:r>
+                </m:sub>
+                <m:sup>
+                  <m:r>
+                    <m:t xml:space="preserve">2</m:t>
+                  </m:r>
+                </m:sup>
+              </m:sSubSup>
+            </m:e>
+            <m:sup>
+              <m:r>
+                <m:t xml:space="preserve">2</m:t>
+              </m:r>
+            </m:sup>
+          </m:sSup>
+          <m:r>
+            <m:t xml:space="preserve">+</m:t>
+          </m:r>
+          <m:r>
+            <m:t xml:space="preserve">8</m:t>
+          </m:r>
+          <m:sSup>
+            <m:e>
+              <m:r>
+                <m:t xml:space="preserve">u</m:t>
+              </m:r>
+              <m:r>
+                <m:t xml:space="preserve">−</m:t>
+              </m:r>
+              <m:sSubSup>
+                <m:e>
+                  <m:r>
+                    <m:t xml:space="preserve">m</m:t>
+                  </m:r>
+                </m:e>
+                <m:sub>
+                  <m:r>
+                    <m:t xml:space="preserve">e</m:t>
+                  </m:r>
+                </m:sub>
+                <m:sup>
+                  <m:r>
+                    <m:t xml:space="preserve">2</m:t>
+                  </m:r>
+                </m:sup>
+              </m:sSubSup>
+              <m:r>
+                <m:t xml:space="preserve">−</m:t>
+              </m:r>
+              <m:sSubSup>
+                <m:e>
+                  <m:r>
+                    <m:t xml:space="preserve">m</m:t>
+                  </m:r>
+                </m:e>
+                <m:sub>
+                  <m:r>
+                    <m:t xml:space="preserve">μ</m:t>
+                  </m:r>
+                </m:sub>
+                <m:sup>
+                  <m:r>
+                    <m:t xml:space="preserve">2</m:t>
+                  </m:r>
+                </m:sup>
+              </m:sSubSup>
+            </m:e>
+            <m:sup>
+              <m:r>
+                <m:t xml:space="preserve">2</m:t>
+              </m:r>
+            </m:sup>
+          </m:sSup>
+          <m:r>
+            <m:t xml:space="preserve">+</m:t>
+          </m:r>
+          <m:r>
+            <m:t xml:space="preserve">16</m:t>
+          </m:r>
+          <m:r>
+            <m:t xml:space="preserve">t</m:t>
+          </m:r>
+          <m:sSubSup>
+            <m:e>
+              <m:r>
+                <m:t xml:space="preserve">m</m:t>
+              </m:r>
+            </m:e>
+            <m:sub>
+              <m:r>
+                <m:t xml:space="preserve">e</m:t>
+              </m:r>
+            </m:sub>
+            <m:sup>
+              <m:r>
+                <m:t xml:space="preserve">2</m:t>
+              </m:r>
+            </m:sup>
+          </m:sSubSup>
+          <m:r>
+            <m:t xml:space="preserve">+</m:t>
+          </m:r>
+          <m:sSubSup>
+            <m:e>
+              <m:r>
+                <m:t xml:space="preserve">m</m:t>
+              </m:r>
+            </m:e>
+            <m:sub>
+              <m:r>
+                <m:t xml:space="preserve">μ</m:t>
+              </m:r>
+            </m:sub>
+            <m:sup>
+              <m:r>
+                <m:t xml:space="preserve">2</m:t>
+              </m:r>
+            </m:sup>
+          </m:sSubSup>
         </m:oMath>
       </m:oMathPara>
     </w:p>
@@ -671,8 +2725,226 @@
       </w:pPr>
       <m:oMathPara>
         <m:oMath>
+          <m:f>
+            <m:num>
+              <m:r>
+                <m:t xml:space="preserve">1</m:t>
+              </m:r>
+            </m:num>
+            <m:den>
+              <m:r>
+                <m:t xml:space="preserve">4</m:t>
+              </m:r>
+            </m:den>
+          </m:f>
           <m:r>
-            <m:t xml:space="preserve">(1/4) Σ |ℳ|² = (2e⁴/t²) [ (s−m_e²−m_μ²)² + (u−m_e²−m_μ²)² + 2t(m_e²+m_μ²) ]</m:t>
+            <m:t xml:space="preserve">Σ</m:t>
+          </m:r>
+          <m:r>
+            <m:t xml:space="preserve">|</m:t>
+          </m:r>
+          <m:r>
+            <m:t xml:space="preserve">ℳ</m:t>
+          </m:r>
+          <m:r>
+            <m:t xml:space="preserve">|</m:t>
+          </m:r>
+          <m:sSup>
+            <m:e/>
+            <m:sup>
+              <m:r>
+                <m:t xml:space="preserve">2</m:t>
+              </m:r>
+            </m:sup>
+          </m:sSup>
+          <m:r>
+            <m:t xml:space="preserve">=</m:t>
+          </m:r>
+          <m:f>
+            <m:num>
+              <m:sSup>
+                <m:e>
+                  <m:r>
+                    <m:t xml:space="preserve">2e</m:t>
+                  </m:r>
+                </m:e>
+                <m:sup>
+                  <m:r>
+                    <m:t xml:space="preserve">4</m:t>
+                  </m:r>
+                </m:sup>
+              </m:sSup>
+            </m:num>
+            <m:den>
+              <m:sSup>
+                <m:e>
+                  <m:r>
+                    <m:t xml:space="preserve">t</m:t>
+                  </m:r>
+                </m:e>
+                <m:sup>
+                  <m:r>
+                    <m:t xml:space="preserve">2</m:t>
+                  </m:r>
+                </m:sup>
+              </m:sSup>
+            </m:den>
+          </m:f>
+          <m:r>
+            <m:t xml:space="preserve">[</m:t>
+          </m:r>
+          <m:sSup>
+            <m:e>
+              <m:r>
+                <m:t xml:space="preserve">s</m:t>
+              </m:r>
+              <m:r>
+                <m:t xml:space="preserve">−</m:t>
+              </m:r>
+              <m:sSubSup>
+                <m:e>
+                  <m:r>
+                    <m:t xml:space="preserve">m</m:t>
+                  </m:r>
+                </m:e>
+                <m:sub>
+                  <m:r>
+                    <m:t xml:space="preserve">e</m:t>
+                  </m:r>
+                </m:sub>
+                <m:sup>
+                  <m:r>
+                    <m:t xml:space="preserve">2</m:t>
+                  </m:r>
+                </m:sup>
+              </m:sSubSup>
+              <m:r>
+                <m:t xml:space="preserve">−</m:t>
+              </m:r>
+              <m:sSubSup>
+                <m:e>
+                  <m:r>
+                    <m:t xml:space="preserve">m</m:t>
+                  </m:r>
+                </m:e>
+                <m:sub>
+                  <m:r>
+                    <m:t xml:space="preserve">μ</m:t>
+                  </m:r>
+                </m:sub>
+                <m:sup>
+                  <m:r>
+                    <m:t xml:space="preserve">2</m:t>
+                  </m:r>
+                </m:sup>
+              </m:sSubSup>
+            </m:e>
+            <m:sup>
+              <m:r>
+                <m:t xml:space="preserve">2</m:t>
+              </m:r>
+            </m:sup>
+          </m:sSup>
+          <m:r>
+            <m:t xml:space="preserve">+</m:t>
+          </m:r>
+          <m:sSup>
+            <m:e>
+              <m:r>
+                <m:t xml:space="preserve">u</m:t>
+              </m:r>
+              <m:r>
+                <m:t xml:space="preserve">−</m:t>
+              </m:r>
+              <m:sSubSup>
+                <m:e>
+                  <m:r>
+                    <m:t xml:space="preserve">m</m:t>
+                  </m:r>
+                </m:e>
+                <m:sub>
+                  <m:r>
+                    <m:t xml:space="preserve">e</m:t>
+                  </m:r>
+                </m:sub>
+                <m:sup>
+                  <m:r>
+                    <m:t xml:space="preserve">2</m:t>
+                  </m:r>
+                </m:sup>
+              </m:sSubSup>
+              <m:r>
+                <m:t xml:space="preserve">−</m:t>
+              </m:r>
+              <m:sSubSup>
+                <m:e>
+                  <m:r>
+                    <m:t xml:space="preserve">m</m:t>
+                  </m:r>
+                </m:e>
+                <m:sub>
+                  <m:r>
+                    <m:t xml:space="preserve">μ</m:t>
+                  </m:r>
+                </m:sub>
+                <m:sup>
+                  <m:r>
+                    <m:t xml:space="preserve">2</m:t>
+                  </m:r>
+                </m:sup>
+              </m:sSubSup>
+            </m:e>
+            <m:sup>
+              <m:r>
+                <m:t xml:space="preserve">2</m:t>
+              </m:r>
+            </m:sup>
+          </m:sSup>
+          <m:r>
+            <m:t xml:space="preserve">+</m:t>
+          </m:r>
+          <m:r>
+            <m:t xml:space="preserve">2t</m:t>
+          </m:r>
+          <m:sSubSup>
+            <m:e>
+              <m:r>
+                <m:t xml:space="preserve">m</m:t>
+              </m:r>
+            </m:e>
+            <m:sub>
+              <m:r>
+                <m:t xml:space="preserve">e</m:t>
+              </m:r>
+            </m:sub>
+            <m:sup>
+              <m:r>
+                <m:t xml:space="preserve">2</m:t>
+              </m:r>
+            </m:sup>
+          </m:sSubSup>
+          <m:r>
+            <m:t xml:space="preserve">+</m:t>
+          </m:r>
+          <m:sSubSup>
+            <m:e>
+              <m:r>
+                <m:t xml:space="preserve">m</m:t>
+              </m:r>
+            </m:e>
+            <m:sub>
+              <m:r>
+                <m:t xml:space="preserve">μ</m:t>
+              </m:r>
+            </m:sub>
+            <m:sup>
+              <m:r>
+                <m:t xml:space="preserve">2</m:t>
+              </m:r>
+            </m:sup>
+          </m:sSubSup>
+          <m:r>
+            <m:t xml:space="preserve">]</m:t>
           </m:r>
         </m:oMath>
       </m:oMathPara>
@@ -702,9 +2974,101 @@
       </w:pPr>
       <m:oMathPara>
         <m:oMath>
+          <m:f>
+            <m:num>
+              <m:r>
+                <m:t xml:space="preserve">1</m:t>
+              </m:r>
+            </m:num>
+            <m:den>
+              <m:r>
+                <m:t xml:space="preserve">4</m:t>
+              </m:r>
+            </m:den>
+          </m:f>
           <m:r>
-            <m:t xml:space="preserve">(1/4) Σ |ℳ|² = 2 e⁴ (s²+u²) / t²</m:t>
+            <m:t xml:space="preserve">Σ</m:t>
           </m:r>
+          <m:r>
+            <m:t xml:space="preserve">|</m:t>
+          </m:r>
+          <m:r>
+            <m:t xml:space="preserve">ℳ</m:t>
+          </m:r>
+          <m:r>
+            <m:t xml:space="preserve">|</m:t>
+          </m:r>
+          <m:sSup>
+            <m:e/>
+            <m:sup>
+              <m:r>
+                <m:t xml:space="preserve">2</m:t>
+              </m:r>
+            </m:sup>
+          </m:sSup>
+          <m:r>
+            <m:t xml:space="preserve">=</m:t>
+          </m:r>
+          <m:r>
+            <m:t xml:space="preserve">2</m:t>
+          </m:r>
+          <m:sSup>
+            <m:e>
+              <m:r>
+                <m:t xml:space="preserve">e</m:t>
+              </m:r>
+            </m:e>
+            <m:sup>
+              <m:r>
+                <m:t xml:space="preserve">4</m:t>
+              </m:r>
+            </m:sup>
+          </m:sSup>
+          <m:f>
+            <m:num>
+              <m:sSup>
+                <m:e>
+                  <m:r>
+                    <m:t xml:space="preserve">s</m:t>
+                  </m:r>
+                </m:e>
+                <m:sup>
+                  <m:r>
+                    <m:t xml:space="preserve">2</m:t>
+                  </m:r>
+                </m:sup>
+              </m:sSup>
+              <m:r>
+                <m:t xml:space="preserve">+</m:t>
+              </m:r>
+              <m:sSup>
+                <m:e>
+                  <m:r>
+                    <m:t xml:space="preserve">u</m:t>
+                  </m:r>
+                </m:e>
+                <m:sup>
+                  <m:r>
+                    <m:t xml:space="preserve">2</m:t>
+                  </m:r>
+                </m:sup>
+              </m:sSup>
+            </m:num>
+            <m:den>
+              <m:sSup>
+                <m:e>
+                  <m:r>
+                    <m:t xml:space="preserve">t</m:t>
+                  </m:r>
+                </m:e>
+                <m:sup>
+                  <m:r>
+                    <m:t xml:space="preserve">2</m:t>
+                  </m:r>
+                </m:sup>
+              </m:sSup>
+            </m:den>
+          </m:f>
         </m:oMath>
       </m:oMathPara>
     </w:p>
@@ -754,9 +3118,62 @@
       </w:pPr>
       <m:oMathPara>
         <m:oMath>
+          <m:f>
+            <m:num>
+              <m:r>
+                <m:t xml:space="preserve">dσ</m:t>
+              </m:r>
+            </m:num>
+            <m:den>
+              <m:r>
+                <m:t xml:space="preserve">dΩ</m:t>
+              </m:r>
+            </m:den>
+          </m:f>
           <m:r>
-            <m:t xml:space="preserve">dσ/dΩ = (1/(64π²s)) |ℳ|²</m:t>
+            <m:t xml:space="preserve">=</m:t>
           </m:r>
+          <m:f>
+            <m:num>
+              <m:r>
+                <m:t xml:space="preserve">1</m:t>
+              </m:r>
+            </m:num>
+            <m:den>
+              <m:sSup>
+                <m:e>
+                  <m:r>
+                    <m:t xml:space="preserve">64π</m:t>
+                  </m:r>
+                </m:e>
+                <m:sup>
+                  <m:r>
+                    <m:t xml:space="preserve">2</m:t>
+                  </m:r>
+                </m:sup>
+              </m:sSup>
+              <m:r>
+                <m:t xml:space="preserve">s</m:t>
+              </m:r>
+            </m:den>
+          </m:f>
+          <m:r>
+            <m:t xml:space="preserve">|</m:t>
+          </m:r>
+          <m:r>
+            <m:t xml:space="preserve">ℳ</m:t>
+          </m:r>
+          <m:r>
+            <m:t xml:space="preserve">|</m:t>
+          </m:r>
+          <m:sSup>
+            <m:e/>
+            <m:sup>
+              <m:r>
+                <m:t xml:space="preserve">2</m:t>
+              </m:r>
+            </m:sup>
+          </m:sSup>
         </m:oMath>
       </m:oMathPara>
     </w:p>
@@ -780,9 +3197,180 @@
       </w:pPr>
       <m:oMathPara>
         <m:oMath>
+          <m:f>
+            <m:num>
+              <m:r>
+                <m:t xml:space="preserve">dσ</m:t>
+              </m:r>
+            </m:num>
+            <m:den>
+              <m:r>
+                <m:t xml:space="preserve">dΩ</m:t>
+              </m:r>
+            </m:den>
+          </m:f>
           <m:r>
-            <m:t xml:space="preserve">dσ/dΩ = (2e⁴/(64π²s)) (s²+u²)/t² = (e⁴/(32π²s)) (s²+u²)/t²</m:t>
+            <m:t xml:space="preserve">=</m:t>
           </m:r>
+          <m:f>
+            <m:num>
+              <m:sSup>
+                <m:e>
+                  <m:r>
+                    <m:t xml:space="preserve">2e</m:t>
+                  </m:r>
+                </m:e>
+                <m:sup>
+                  <m:r>
+                    <m:t xml:space="preserve">4</m:t>
+                  </m:r>
+                </m:sup>
+              </m:sSup>
+            </m:num>
+            <m:den>
+              <m:sSup>
+                <m:e>
+                  <m:r>
+                    <m:t xml:space="preserve">64π</m:t>
+                  </m:r>
+                </m:e>
+                <m:sup>
+                  <m:r>
+                    <m:t xml:space="preserve">2</m:t>
+                  </m:r>
+                </m:sup>
+              </m:sSup>
+              <m:r>
+                <m:t xml:space="preserve">s</m:t>
+              </m:r>
+            </m:den>
+          </m:f>
+          <m:f>
+            <m:num>
+              <m:sSup>
+                <m:e>
+                  <m:r>
+                    <m:t xml:space="preserve">s</m:t>
+                  </m:r>
+                </m:e>
+                <m:sup>
+                  <m:r>
+                    <m:t xml:space="preserve">2</m:t>
+                  </m:r>
+                </m:sup>
+              </m:sSup>
+              <m:r>
+                <m:t xml:space="preserve">+</m:t>
+              </m:r>
+              <m:sSup>
+                <m:e>
+                  <m:r>
+                    <m:t xml:space="preserve">u</m:t>
+                  </m:r>
+                </m:e>
+                <m:sup>
+                  <m:r>
+                    <m:t xml:space="preserve">2</m:t>
+                  </m:r>
+                </m:sup>
+              </m:sSup>
+            </m:num>
+            <m:den>
+              <m:sSup>
+                <m:e>
+                  <m:r>
+                    <m:t xml:space="preserve">t</m:t>
+                  </m:r>
+                </m:e>
+                <m:sup>
+                  <m:r>
+                    <m:t xml:space="preserve">2</m:t>
+                  </m:r>
+                </m:sup>
+              </m:sSup>
+            </m:den>
+          </m:f>
+          <m:r>
+            <m:t xml:space="preserve">=</m:t>
+          </m:r>
+          <m:f>
+            <m:num>
+              <m:sSup>
+                <m:e>
+                  <m:r>
+                    <m:t xml:space="preserve">e</m:t>
+                  </m:r>
+                </m:e>
+                <m:sup>
+                  <m:r>
+                    <m:t xml:space="preserve">4</m:t>
+                  </m:r>
+                </m:sup>
+              </m:sSup>
+            </m:num>
+            <m:den>
+              <m:sSup>
+                <m:e>
+                  <m:r>
+                    <m:t xml:space="preserve">32π</m:t>
+                  </m:r>
+                </m:e>
+                <m:sup>
+                  <m:r>
+                    <m:t xml:space="preserve">2</m:t>
+                  </m:r>
+                </m:sup>
+              </m:sSup>
+              <m:r>
+                <m:t xml:space="preserve">s</m:t>
+              </m:r>
+            </m:den>
+          </m:f>
+          <m:f>
+            <m:num>
+              <m:sSup>
+                <m:e>
+                  <m:r>
+                    <m:t xml:space="preserve">s</m:t>
+                  </m:r>
+                </m:e>
+                <m:sup>
+                  <m:r>
+                    <m:t xml:space="preserve">2</m:t>
+                  </m:r>
+                </m:sup>
+              </m:sSup>
+              <m:r>
+                <m:t xml:space="preserve">+</m:t>
+              </m:r>
+              <m:sSup>
+                <m:e>
+                  <m:r>
+                    <m:t xml:space="preserve">u</m:t>
+                  </m:r>
+                </m:e>
+                <m:sup>
+                  <m:r>
+                    <m:t xml:space="preserve">2</m:t>
+                  </m:r>
+                </m:sup>
+              </m:sSup>
+            </m:num>
+            <m:den>
+              <m:sSup>
+                <m:e>
+                  <m:r>
+                    <m:t xml:space="preserve">t</m:t>
+                  </m:r>
+                </m:e>
+                <m:sup>
+                  <m:r>
+                    <m:t xml:space="preserve">2</m:t>
+                  </m:r>
+                </m:sup>
+              </m:sSup>
+            </m:den>
+          </m:f>
         </m:oMath>
       </m:oMathPara>
     </w:p>
@@ -2763,14 +5351,15 @@
       <w:keepNext/>
       <w:keepLines/>
       <w:spacing w:before="280" w:after="140"/>
+      <w:jc w:val="center"/>
       <w:outlineLvl w:val="0"/>
     </w:pPr>
     <w:rPr>
-      <w:rFonts w:asciiTheme="majorHAnsi" w:eastAsiaTheme="majorEastAsia" w:hAnsiTheme="majorHAnsi" w:cstheme="majorBidi" w:ascii="Aptos Display" w:hAnsi="Aptos Display"/>
+      <w:rFonts w:asciiTheme="majorHAnsi" w:eastAsiaTheme="majorEastAsia" w:hAnsiTheme="majorHAnsi" w:cstheme="majorBidi" w:ascii="Amazon Ember" w:hAnsi="Amazon Ember" w:eastAsia="Amazon Ember" w:cs="Amazon Ember"/>
       <w:b/>
       <w:bCs/>
-      <w:color w:val="000000"/>
-      <w:sz w:val="40"/>
+      <w:color w:val="0000FF"/>
+      <w:sz w:val="36"/>
       <w:szCs w:val="28"/>
     </w:rPr>
   </w:style>
@@ -2787,14 +5376,15 @@
       <w:keepNext/>
       <w:keepLines/>
       <w:spacing w:before="280" w:after="140"/>
+      <w:jc w:val="center"/>
       <w:outlineLvl w:val="1"/>
     </w:pPr>
     <w:rPr>
-      <w:rFonts w:asciiTheme="majorHAnsi" w:eastAsiaTheme="majorEastAsia" w:hAnsiTheme="majorHAnsi" w:cstheme="majorBidi" w:ascii="Aptos Display" w:hAnsi="Aptos Display"/>
+      <w:rFonts w:asciiTheme="majorHAnsi" w:eastAsiaTheme="majorEastAsia" w:hAnsiTheme="majorHAnsi" w:cstheme="majorBidi" w:ascii="Amazon Ember" w:hAnsi="Amazon Ember" w:eastAsia="Amazon Ember" w:cs="Amazon Ember"/>
       <w:b/>
       <w:bCs/>
-      <w:color w:val="000000"/>
-      <w:sz w:val="30"/>
+      <w:color w:val="0000FF"/>
+      <w:sz w:val="32"/>
       <w:szCs w:val="26"/>
     </w:rPr>
   </w:style>
@@ -2811,14 +5401,15 @@
       <w:keepNext/>
       <w:keepLines/>
       <w:spacing w:before="280" w:after="140"/>
+      <w:jc w:val="center"/>
       <w:outlineLvl w:val="2"/>
     </w:pPr>
     <w:rPr>
-      <w:rFonts w:asciiTheme="majorHAnsi" w:eastAsiaTheme="majorEastAsia" w:hAnsiTheme="majorHAnsi" w:cstheme="majorBidi" w:ascii="Aptos Display" w:hAnsi="Aptos Display"/>
+      <w:rFonts w:asciiTheme="majorHAnsi" w:eastAsiaTheme="majorEastAsia" w:hAnsiTheme="majorHAnsi" w:cstheme="majorBidi" w:ascii="Amazon Ember" w:hAnsi="Amazon Ember" w:eastAsia="Amazon Ember" w:cs="Amazon Ember"/>
       <w:b/>
       <w:bCs/>
-      <w:color w:val="000000"/>
-      <w:sz w:val="24"/>
+      <w:color w:val="0000FF"/>
+      <w:sz w:val="28"/>
     </w:rPr>
   </w:style>
   <w:style w:type="paragraph" w:styleId="Heading4">
@@ -3054,11 +5645,12 @@
       </w:pBdr>
       <w:spacing w:after="140" w:line="240" w:lineRule="auto" w:before="0"/>
       <w:contextualSpacing/>
+      <w:jc w:val="center"/>
     </w:pPr>
     <w:rPr>
-      <w:rFonts w:asciiTheme="majorHAnsi" w:eastAsiaTheme="majorEastAsia" w:hAnsiTheme="majorHAnsi" w:cstheme="majorBidi" w:ascii="Aptos Display" w:hAnsi="Aptos Display"/>
+      <w:rFonts w:asciiTheme="majorHAnsi" w:eastAsiaTheme="majorEastAsia" w:hAnsiTheme="majorHAnsi" w:cstheme="majorBidi" w:ascii="Amazon Ember" w:hAnsi="Amazon Ember" w:eastAsia="Amazon Ember" w:cs="Amazon Ember"/>
       <w:b/>
-      <w:color w:val="000000"/>
+      <w:color w:val="0000FF"/>
       <w:spacing w:val="5"/>
       <w:kern w:val="28"/>
       <w:sz w:val="60"/>
@@ -3093,13 +5685,14 @@
         <w:ilvl w:val="1"/>
       </w:numPr>
       <w:spacing w:before="280" w:after="140"/>
+      <w:jc w:val="center"/>
     </w:pPr>
     <w:rPr>
-      <w:rFonts w:asciiTheme="majorHAnsi" w:eastAsiaTheme="majorEastAsia" w:hAnsiTheme="majorHAnsi" w:cstheme="majorBidi" w:ascii="Aptos Display" w:hAnsi="Aptos Display"/>
-      <w:b w:val="0"/>
+      <w:rFonts w:asciiTheme="majorHAnsi" w:eastAsiaTheme="majorEastAsia" w:hAnsiTheme="majorHAnsi" w:cstheme="majorBidi" w:ascii="Amazon Ember" w:hAnsi="Amazon Ember" w:eastAsia="Amazon Ember" w:cs="Amazon Ember"/>
+      <w:b/>
       <w:i/>
       <w:iCs/>
-      <w:color w:val="000000"/>
+      <w:color w:val="0000FF"/>
       <w:spacing w:val="15"/>
       <w:sz w:val="28"/>
       <w:szCs w:val="24"/>

--- a/Science Books/QED Course/Lesson 53 Electron-Muon Scattering.docx
+++ b/Science Books/QED Course/Lesson 53 Electron-Muon Scattering.docx
@@ -58,7 +58,7 @@
     </w:p>
     <w:p>
       <w:pPr>
-        <w:pStyle w:val="Heading1"/>
+        <w:pStyle w:val="Heading2"/>
       </w:pPr>
       <w:r>
         <w:t>How to use this lesson</w:t>
@@ -71,7 +71,7 @@
     </w:p>
     <w:p>
       <w:pPr>
-        <w:pStyle w:val="Heading2"/>
+        <w:pStyle w:val="Heading3"/>
       </w:pPr>
       <w:r>
         <w:t>Learning objectives</w:t>
@@ -135,7 +135,7 @@
     </w:p>
     <w:p>
       <w:pPr>
-        <w:pStyle w:val="Heading2"/>
+        <w:pStyle w:val="Heading3"/>
       </w:pPr>
       <w:r>
         <w:t>Notation and conventions</w:t>
@@ -351,7 +351,7 @@
     </w:tbl>
     <w:p>
       <w:pPr>
-        <w:pStyle w:val="Heading1"/>
+        <w:pStyle w:val="Heading2"/>
       </w:pPr>
       <w:r>
         <w:t>1 The diagram and amplitude</w:t>
@@ -404,7 +404,7 @@
     </w:p>
     <w:p>
       <w:pPr>
-        <w:pStyle w:val="Heading2"/>
+        <w:pStyle w:val="Heading3"/>
       </w:pPr>
       <w:r>
         <w:t>1.1 The process</w:t>
@@ -417,7 +417,7 @@
     </w:p>
     <w:p>
       <w:pPr>
-        <w:pStyle w:val="Heading2"/>
+        <w:pStyle w:val="Heading3"/>
       </w:pPr>
       <w:r>
         <w:t>1.2 The Wick contraction</w:t>
@@ -430,7 +430,7 @@
     </w:p>
     <w:p>
       <w:pPr>
-        <w:pStyle w:val="Heading2"/>
+        <w:pStyle w:val="Heading3"/>
       </w:pPr>
       <w:r>
         <w:t>1.3 Assembling the amplitude</w:t>
@@ -703,10 +703,11 @@
       </w:r>
     </w:p>
     <w:p>
-      <w:pPr>
-        <w:pStyle w:val="Heading3"/>
-      </w:pPr>
       <w:r>
+        <w:rPr>
+          <w:b/>
+          <w:i/>
+        </w:rPr>
         <w:t>Worked example 1</w:t>
       </w:r>
     </w:p>
@@ -717,7 +718,7 @@
     </w:p>
     <w:p>
       <w:pPr>
-        <w:pStyle w:val="Heading1"/>
+        <w:pStyle w:val="Heading2"/>
       </w:pPr>
       <w:r>
         <w:t>2 Squaring and averaging</w:t>
@@ -725,7 +726,7 @@
     </w:p>
     <w:p>
       <w:pPr>
-        <w:pStyle w:val="Heading2"/>
+        <w:pStyle w:val="Heading3"/>
       </w:pPr>
       <w:r>
         <w:t>2.1 The spin-averaged, spin-summed square</w:t>
@@ -1104,7 +1105,7 @@
     </w:p>
     <w:p>
       <w:pPr>
-        <w:pStyle w:val="Heading2"/>
+        <w:pStyle w:val="Heading3"/>
       </w:pPr>
       <w:r>
         <w:t>2.2 Factorization</w:t>
@@ -1789,10 +1790,11 @@
       </m:oMathPara>
     </w:p>
     <w:p>
-      <w:pPr>
-        <w:pStyle w:val="Heading3"/>
-      </w:pPr>
       <w:r>
+        <w:rPr>
+          <w:b/>
+          <w:i/>
+        </w:rPr>
         <w:t>Worked example 2</w:t>
       </w:r>
     </w:p>
@@ -1803,7 +1805,7 @@
     </w:p>
     <w:p>
       <w:pPr>
-        <w:pStyle w:val="Heading1"/>
+        <w:pStyle w:val="Heading2"/>
       </w:pPr>
       <w:r>
         <w:t>3 The electron and muon tensors</w:t>
@@ -1811,7 +1813,7 @@
     </w:p>
     <w:p>
       <w:pPr>
-        <w:pStyle w:val="Heading2"/>
+        <w:pStyle w:val="Heading3"/>
       </w:pPr>
       <w:r>
         <w:t>3.1 The electron tensor</w:t>
@@ -1990,7 +1992,7 @@
     </w:p>
     <w:p>
       <w:pPr>
-        <w:pStyle w:val="Heading2"/>
+        <w:pStyle w:val="Heading3"/>
       </w:pPr>
       <w:r>
         <w:t>3.2 The muon tensor</w:t>
@@ -2155,10 +2157,11 @@
       </m:oMathPara>
     </w:p>
     <w:p>
-      <w:pPr>
-        <w:pStyle w:val="Heading3"/>
-      </w:pPr>
       <w:r>
+        <w:rPr>
+          <w:b/>
+          <w:i/>
+        </w:rPr>
         <w:t>Worked example 3</w:t>
       </w:r>
     </w:p>
@@ -2169,7 +2172,7 @@
     </w:p>
     <w:p>
       <w:pPr>
-        <w:pStyle w:val="Heading1"/>
+        <w:pStyle w:val="Heading2"/>
       </w:pPr>
       <w:r>
         <w:t>4 Contracting the two tensors</w:t>
@@ -2177,7 +2180,7 @@
     </w:p>
     <w:p>
       <w:pPr>
-        <w:pStyle w:val="Heading2"/>
+        <w:pStyle w:val="Heading3"/>
       </w:pPr>
       <w:r>
         <w:t>4.1 The full contraction</w:t>
@@ -2495,7 +2498,7 @@
     </w:p>
     <w:p>
       <w:pPr>
-        <w:pStyle w:val="Heading2"/>
+        <w:pStyle w:val="Heading3"/>
       </w:pPr>
       <w:r>
         <w:t>4.2 Converting to Mandelstam variables</w:t>
@@ -2956,7 +2959,7 @@
     </w:p>
     <w:p>
       <w:pPr>
-        <w:pStyle w:val="Heading2"/>
+        <w:pStyle w:val="Heading3"/>
       </w:pPr>
       <w:r>
         <w:t>4.3 The massless limit</w:t>
@@ -3078,10 +3081,11 @@
       </w:r>
     </w:p>
     <w:p>
-      <w:pPr>
-        <w:pStyle w:val="Heading3"/>
-      </w:pPr>
       <w:r>
+        <w:rPr>
+          <w:b/>
+          <w:i/>
+        </w:rPr>
         <w:t>Worked example 4</w:t>
       </w:r>
     </w:p>
@@ -3092,7 +3096,7 @@
     </w:p>
     <w:p>
       <w:pPr>
-        <w:pStyle w:val="Heading1"/>
+        <w:pStyle w:val="Heading2"/>
       </w:pPr>
       <w:r>
         <w:t>5 The differential cross section</w:t>
@@ -3100,7 +3104,7 @@
     </w:p>
     <w:p>
       <w:pPr>
-        <w:pStyle w:val="Heading2"/>
+        <w:pStyle w:val="Heading3"/>
       </w:pPr>
       <w:r>
         <w:t>5.1 The two-body formula</w:t>
@@ -3179,7 +3183,7 @@
     </w:p>
     <w:p>
       <w:pPr>
-        <w:pStyle w:val="Heading2"/>
+        <w:pStyle w:val="Heading3"/>
       </w:pPr>
       <w:r>
         <w:t>5.2 The explicit result</w:t>
@@ -3380,10 +3384,11 @@
       </w:r>
     </w:p>
     <w:p>
-      <w:pPr>
-        <w:pStyle w:val="Heading3"/>
-      </w:pPr>
       <w:r>
+        <w:rPr>
+          <w:b/>
+          <w:i/>
+        </w:rPr>
         <w:t>Worked example 5</w:t>
       </w:r>
     </w:p>
@@ -3394,7 +3399,7 @@
     </w:p>
     <w:p>
       <w:pPr>
-        <w:pStyle w:val="Heading1"/>
+        <w:pStyle w:val="Heading2"/>
       </w:pPr>
       <w:r>
         <w:t>6 Connections to QED</w:t>
@@ -3837,7 +3842,7 @@
     </w:p>
     <w:p>
       <w:pPr>
-        <w:pStyle w:val="Heading1"/>
+        <w:pStyle w:val="Heading2"/>
       </w:pPr>
       <w:r>
         <w:t>7 Summary</w:t>
@@ -3917,7 +3922,7 @@
     </w:p>
     <w:p>
       <w:pPr>
-        <w:pStyle w:val="Heading1"/>
+        <w:pStyle w:val="Heading2"/>
       </w:pPr>
       <w:r>
         <w:t>Exercises</w:t>
@@ -4577,7 +4582,7 @@
     </w:tbl>
     <w:p>
       <w:pPr>
-        <w:pStyle w:val="Heading1"/>
+        <w:pStyle w:val="Heading2"/>
       </w:pPr>
       <w:r>
         <w:t>Solutions</w:t>
@@ -4809,7 +4814,7 @@
     </w:p>
     <w:p>
       <w:pPr>
-        <w:pStyle w:val="Heading1"/>
+        <w:pStyle w:val="Heading2"/>
       </w:pPr>
       <w:r>
         <w:t>Mastery checklist</w:t>
@@ -4865,7 +4870,7 @@
     </w:p>
     <w:p>
       <w:pPr>
-        <w:pStyle w:val="Heading1"/>
+        <w:pStyle w:val="Heading2"/>
       </w:pPr>
       <w:r>
         <w:t>Next lesson</w:t>

--- a/Science Books/QED Course/Lesson 53 Electron-Muon Scattering.docx
+++ b/Science Books/QED Course/Lesson 53 Electron-Muon Scattering.docx
@@ -452,248 +452,330 @@
             <m:t xml:space="preserve">i</m:t>
           </m:r>
           <m:r>
+            <m:t xml:space="preserve"> </m:t>
+          </m:r>
+          <m:r>
             <m:t xml:space="preserve">ℳ</m:t>
           </m:r>
           <m:r>
             <m:t xml:space="preserve">=</m:t>
           </m:r>
+          <m:d>
+            <m:dPr/>
+            <m:e>
+              <m:r>
+                <m:t xml:space="preserve">i</m:t>
+              </m:r>
+              <m:r>
+                <m:t xml:space="preserve"> </m:t>
+              </m:r>
+              <m:f>
+                <m:num>
+                  <m:r>
+                    <m:t xml:space="preserve">e</m:t>
+                  </m:r>
+                </m:num>
+                <m:den>
+                  <m:r>
+                    <m:t xml:space="preserve">t</m:t>
+                  </m:r>
+                </m:den>
+              </m:f>
+            </m:e>
+          </m:d>
           <m:r>
-            <m:t xml:space="preserve">i</m:t>
+            <m:t xml:space="preserve"> </m:t>
           </m:r>
-          <m:f>
-            <m:num>
-              <m:r>
-                <m:t xml:space="preserve">e</m:t>
-              </m:r>
-            </m:num>
-            <m:den>
-              <m:r>
-                <m:t xml:space="preserve">t</m:t>
-              </m:r>
-            </m:den>
-          </m:f>
           <m:r>
             <m:t xml:space="preserve">e</m:t>
           </m:r>
           <m:r>
-            <m:t xml:space="preserve">,</m:t>
+            <m:t xml:space="preserve"> </m:t>
           </m:r>
-          <m:r>
-            <m:t xml:space="preserve">[</m:t>
-          </m:r>
-          <m:r>
-            <m:t xml:space="preserve">ū</m:t>
-          </m:r>
-          <m:sSub>
+          <m:d>
+            <m:dPr>
+              <m:begChr m:val="["/>
+              <m:endChr m:val="]"/>
+            </m:dPr>
             <m:e>
               <m:r>
-                <m:t xml:space="preserve">p</m:t>
+                <m:t xml:space="preserve">ū</m:t>
               </m:r>
-            </m:e>
-            <m:sub>
-              <m:r>
-                <m:t xml:space="preserve">3</m:t>
-              </m:r>
-            </m:sub>
-          </m:sSub>
-          <m:sSup>
-            <m:e>
-              <m:r>
-                <m:t xml:space="preserve">γ</m:t>
-              </m:r>
-            </m:e>
-            <m:sup>
-              <m:r>
-                <m:t xml:space="preserve">μu</m:t>
-              </m:r>
-            </m:sup>
-          </m:sSup>
-          <m:sSub>
-            <m:e>
-              <m:r>
-                <m:t xml:space="preserve">p</m:t>
-              </m:r>
-            </m:e>
-            <m:sub>
-              <m:r>
-                <m:t xml:space="preserve">1</m:t>
-              </m:r>
-            </m:sub>
-          </m:sSub>
-          <m:r>
-            <m:t xml:space="preserve">]</m:t>
-          </m:r>
-          <m:r>
-            <m:t xml:space="preserve">,</m:t>
-          </m:r>
-          <m:r>
-            <m:t xml:space="preserve">[</m:t>
-          </m:r>
-          <m:r>
-            <m:t xml:space="preserve">ū</m:t>
-          </m:r>
-          <m:sSub>
-            <m:e>
-              <m:r>
-                <m:t xml:space="preserve">p</m:t>
-              </m:r>
-            </m:e>
-            <m:sub>
-              <m:r>
-                <m:t xml:space="preserve">4</m:t>
-              </m:r>
-            </m:sub>
-          </m:sSub>
-          <m:sSub>
-            <m:e>
-              <m:r>
-                <m:t xml:space="preserve">γ</m:t>
-              </m:r>
-            </m:e>
-            <m:sub>
-              <m:r>
-                <m:t xml:space="preserve">μu</m:t>
-              </m:r>
-            </m:sub>
-          </m:sSub>
-          <m:sSub>
-            <m:e>
-              <m:r>
-                <m:t xml:space="preserve">p</m:t>
-              </m:r>
-            </m:e>
-            <m:sub>
-              <m:r>
-                <m:t xml:space="preserve">2</m:t>
-              </m:r>
-            </m:sub>
-          </m:sSub>
-          <m:r>
-            <m:t xml:space="preserve">]</m:t>
-          </m:r>
-          <m:r>
-            <m:t xml:space="preserve">=</m:t>
-          </m:r>
-          <m:r>
-            <m:t xml:space="preserve">i</m:t>
-          </m:r>
-          <m:f>
-            <m:num>
+              <m:d>
+                <m:dPr/>
+                <m:e>
+                  <m:sSub>
+                    <m:e>
+                      <m:r>
+                        <m:t xml:space="preserve">p</m:t>
+                      </m:r>
+                    </m:e>
+                    <m:sub>
+                      <m:r>
+                        <m:t xml:space="preserve">3</m:t>
+                      </m:r>
+                    </m:sub>
+                  </m:sSub>
+                </m:e>
+              </m:d>
               <m:sSup>
                 <m:e>
                   <m:r>
-                    <m:t xml:space="preserve">e</m:t>
+                    <m:t xml:space="preserve">γ</m:t>
                   </m:r>
                 </m:e>
                 <m:sup>
                   <m:r>
-                    <m:t xml:space="preserve">2</m:t>
+                    <m:t xml:space="preserve">μ</m:t>
                   </m:r>
                 </m:sup>
               </m:sSup>
-            </m:num>
-            <m:den>
               <m:r>
-                <m:t xml:space="preserve">t</m:t>
+                <m:t xml:space="preserve">u</m:t>
               </m:r>
-            </m:den>
-          </m:f>
+              <m:d>
+                <m:dPr/>
+                <m:e>
+                  <m:sSub>
+                    <m:e>
+                      <m:r>
+                        <m:t xml:space="preserve">p</m:t>
+                      </m:r>
+                    </m:e>
+                    <m:sub>
+                      <m:r>
+                        <m:t xml:space="preserve">1</m:t>
+                      </m:r>
+                    </m:sub>
+                  </m:sSub>
+                </m:e>
+              </m:d>
+            </m:e>
+          </m:d>
           <m:r>
-            <m:t xml:space="preserve">,</m:t>
+            <m:t xml:space="preserve"> </m:t>
           </m:r>
-          <m:r>
-            <m:t xml:space="preserve">[</m:t>
-          </m:r>
-          <m:r>
-            <m:t xml:space="preserve">ū</m:t>
-          </m:r>
-          <m:sSub>
+          <m:d>
+            <m:dPr>
+              <m:begChr m:val="["/>
+              <m:endChr m:val="]"/>
+            </m:dPr>
             <m:e>
               <m:r>
-                <m:t xml:space="preserve">p</m:t>
+                <m:t xml:space="preserve">ū</m:t>
               </m:r>
+              <m:d>
+                <m:dPr/>
+                <m:e>
+                  <m:sSub>
+                    <m:e>
+                      <m:r>
+                        <m:t xml:space="preserve">p</m:t>
+                      </m:r>
+                    </m:e>
+                    <m:sub>
+                      <m:r>
+                        <m:t xml:space="preserve">4</m:t>
+                      </m:r>
+                    </m:sub>
+                  </m:sSub>
+                </m:e>
+              </m:d>
+              <m:sSub>
+                <m:e>
+                  <m:r>
+                    <m:t xml:space="preserve">γ</m:t>
+                  </m:r>
+                </m:e>
+                <m:sub>
+                  <m:r>
+                    <m:t xml:space="preserve">μ</m:t>
+                  </m:r>
+                </m:sub>
+              </m:sSub>
+              <m:r>
+                <m:t xml:space="preserve">u</m:t>
+              </m:r>
+              <m:d>
+                <m:dPr/>
+                <m:e>
+                  <m:sSub>
+                    <m:e>
+                      <m:r>
+                        <m:t xml:space="preserve">p</m:t>
+                      </m:r>
+                    </m:e>
+                    <m:sub>
+                      <m:r>
+                        <m:t xml:space="preserve">2</m:t>
+                      </m:r>
+                    </m:sub>
+                  </m:sSub>
+                </m:e>
+              </m:d>
             </m:e>
-            <m:sub>
-              <m:r>
-                <m:t xml:space="preserve">3</m:t>
-              </m:r>
-            </m:sub>
-          </m:sSub>
-          <m:sSup>
+          </m:d>
+          <m:r>
+            <m:t xml:space="preserve">=</m:t>
+          </m:r>
+          <m:d>
+            <m:dPr/>
             <m:e>
               <m:r>
-                <m:t xml:space="preserve">γ</m:t>
+                <m:t xml:space="preserve">i</m:t>
               </m:r>
+              <m:r>
+                <m:t xml:space="preserve"> </m:t>
+              </m:r>
+              <m:f>
+                <m:num>
+                  <m:sSup>
+                    <m:e>
+                      <m:r>
+                        <m:t xml:space="preserve">e</m:t>
+                      </m:r>
+                    </m:e>
+                    <m:sup>
+                      <m:r>
+                        <m:t xml:space="preserve">2</m:t>
+                      </m:r>
+                    </m:sup>
+                  </m:sSup>
+                </m:num>
+                <m:den>
+                  <m:r>
+                    <m:t xml:space="preserve">t</m:t>
+                  </m:r>
+                </m:den>
+              </m:f>
             </m:e>
-            <m:sup>
-              <m:r>
-                <m:t xml:space="preserve">μu</m:t>
-              </m:r>
-            </m:sup>
-          </m:sSup>
-          <m:sSub>
+          </m:d>
+          <m:r>
+            <m:t xml:space="preserve"> </m:t>
+          </m:r>
+          <m:d>
+            <m:dPr>
+              <m:begChr m:val="["/>
+              <m:endChr m:val="]"/>
+            </m:dPr>
             <m:e>
               <m:r>
-                <m:t xml:space="preserve">p</m:t>
+                <m:t xml:space="preserve">ū</m:t>
               </m:r>
+              <m:d>
+                <m:dPr/>
+                <m:e>
+                  <m:sSub>
+                    <m:e>
+                      <m:r>
+                        <m:t xml:space="preserve">p</m:t>
+                      </m:r>
+                    </m:e>
+                    <m:sub>
+                      <m:r>
+                        <m:t xml:space="preserve">3</m:t>
+                      </m:r>
+                    </m:sub>
+                  </m:sSub>
+                </m:e>
+              </m:d>
+              <m:sSup>
+                <m:e>
+                  <m:r>
+                    <m:t xml:space="preserve">γ</m:t>
+                  </m:r>
+                </m:e>
+                <m:sup>
+                  <m:r>
+                    <m:t xml:space="preserve">μ</m:t>
+                  </m:r>
+                </m:sup>
+              </m:sSup>
+              <m:r>
+                <m:t xml:space="preserve">u</m:t>
+              </m:r>
+              <m:d>
+                <m:dPr/>
+                <m:e>
+                  <m:sSub>
+                    <m:e>
+                      <m:r>
+                        <m:t xml:space="preserve">p</m:t>
+                      </m:r>
+                    </m:e>
+                    <m:sub>
+                      <m:r>
+                        <m:t xml:space="preserve">1</m:t>
+                      </m:r>
+                    </m:sub>
+                  </m:sSub>
+                </m:e>
+              </m:d>
             </m:e>
-            <m:sub>
-              <m:r>
-                <m:t xml:space="preserve">1</m:t>
-              </m:r>
-            </m:sub>
-          </m:sSub>
+          </m:d>
           <m:r>
-            <m:t xml:space="preserve">]</m:t>
+            <m:t xml:space="preserve"> </m:t>
           </m:r>
-          <m:r>
-            <m:t xml:space="preserve">,</m:t>
-          </m:r>
-          <m:r>
-            <m:t xml:space="preserve">[</m:t>
-          </m:r>
-          <m:r>
-            <m:t xml:space="preserve">ū</m:t>
-          </m:r>
-          <m:sSub>
+          <m:d>
+            <m:dPr>
+              <m:begChr m:val="["/>
+              <m:endChr m:val="]"/>
+            </m:dPr>
             <m:e>
               <m:r>
-                <m:t xml:space="preserve">p</m:t>
+                <m:t xml:space="preserve">ū</m:t>
               </m:r>
+              <m:d>
+                <m:dPr/>
+                <m:e>
+                  <m:sSub>
+                    <m:e>
+                      <m:r>
+                        <m:t xml:space="preserve">p</m:t>
+                      </m:r>
+                    </m:e>
+                    <m:sub>
+                      <m:r>
+                        <m:t xml:space="preserve">4</m:t>
+                      </m:r>
+                    </m:sub>
+                  </m:sSub>
+                </m:e>
+              </m:d>
+              <m:sSub>
+                <m:e>
+                  <m:r>
+                    <m:t xml:space="preserve">γ</m:t>
+                  </m:r>
+                </m:e>
+                <m:sub>
+                  <m:r>
+                    <m:t xml:space="preserve">μ</m:t>
+                  </m:r>
+                </m:sub>
+              </m:sSub>
+              <m:r>
+                <m:t xml:space="preserve">u</m:t>
+              </m:r>
+              <m:d>
+                <m:dPr/>
+                <m:e>
+                  <m:sSub>
+                    <m:e>
+                      <m:r>
+                        <m:t xml:space="preserve">p</m:t>
+                      </m:r>
+                    </m:e>
+                    <m:sub>
+                      <m:r>
+                        <m:t xml:space="preserve">2</m:t>
+                      </m:r>
+                    </m:sub>
+                  </m:sSub>
+                </m:e>
+              </m:d>
             </m:e>
-            <m:sub>
-              <m:r>
-                <m:t xml:space="preserve">4</m:t>
-              </m:r>
-            </m:sub>
-          </m:sSub>
-          <m:sSub>
-            <m:e>
-              <m:r>
-                <m:t xml:space="preserve">γ</m:t>
-              </m:r>
-            </m:e>
-            <m:sub>
-              <m:r>
-                <m:t xml:space="preserve">μu</m:t>
-              </m:r>
-            </m:sub>
-          </m:sSub>
-          <m:sSub>
-            <m:e>
-              <m:r>
-                <m:t xml:space="preserve">p</m:t>
-              </m:r>
-            </m:e>
-            <m:sub>
-              <m:r>
-                <m:t xml:space="preserve">2</m:t>
-              </m:r>
-            </m:sub>
-          </m:sSub>
-          <m:r>
-            <m:t xml:space="preserve">]</m:t>
-          </m:r>
+          </m:d>
         </m:oMath>
       </m:oMathPara>
     </w:p>
@@ -756,6 +838,9 @@
               </m:r>
             </m:den>
           </m:f>
+          <m:r>
+            <m:t xml:space="preserve"> </m:t>
+          </m:r>
           <m:sSub>
             <m:e>
               <m:r>
@@ -769,16 +854,22 @@
             </m:sub>
           </m:sSub>
           <m:r>
-            <m:t xml:space="preserve">|</m:t>
-          </m:r>
-          <m:r>
-            <m:t xml:space="preserve">ℳ</m:t>
-          </m:r>
-          <m:r>
-            <m:t xml:space="preserve">|</m:t>
+            <m:t xml:space="preserve"> </m:t>
           </m:r>
           <m:sSup>
-            <m:e/>
+            <m:e>
+              <m:d>
+                <m:dPr>
+                  <m:begChr m:val="|"/>
+                  <m:endChr m:val="|"/>
+                </m:dPr>
+                <m:e>
+                  <m:r>
+                    <m:t xml:space="preserve">ℳ</m:t>
+                  </m:r>
+                </m:e>
+              </m:d>
+            </m:e>
             <m:sup>
               <m:r>
                 <m:t xml:space="preserve">2</m:t>
@@ -800,36 +891,44 @@
               </m:r>
             </m:den>
           </m:f>
-          <m:f>
-            <m:num>
-              <m:sSup>
-                <m:e>
-                  <m:r>
-                    <m:t xml:space="preserve">e</m:t>
-                  </m:r>
-                </m:e>
-                <m:sup>
-                  <m:r>
-                    <m:t xml:space="preserve">4</m:t>
-                  </m:r>
-                </m:sup>
-              </m:sSup>
-            </m:num>
-            <m:den>
-              <m:sSup>
-                <m:e>
-                  <m:r>
-                    <m:t xml:space="preserve">t</m:t>
-                  </m:r>
-                </m:e>
-                <m:sup>
-                  <m:r>
-                    <m:t xml:space="preserve">2</m:t>
-                  </m:r>
-                </m:sup>
-              </m:sSup>
-            </m:den>
-          </m:f>
+          <m:d>
+            <m:dPr/>
+            <m:e>
+              <m:f>
+                <m:num>
+                  <m:sSup>
+                    <m:e>
+                      <m:r>
+                        <m:t xml:space="preserve">e</m:t>
+                      </m:r>
+                    </m:e>
+                    <m:sup>
+                      <m:r>
+                        <m:t xml:space="preserve">4</m:t>
+                      </m:r>
+                    </m:sup>
+                  </m:sSup>
+                </m:num>
+                <m:den>
+                  <m:sSup>
+                    <m:e>
+                      <m:r>
+                        <m:t xml:space="preserve">t</m:t>
+                      </m:r>
+                    </m:e>
+                    <m:sup>
+                      <m:r>
+                        <m:t xml:space="preserve">2</m:t>
+                      </m:r>
+                    </m:sup>
+                  </m:sSup>
+                </m:den>
+              </m:f>
+            </m:e>
+          </m:d>
+          <m:r>
+            <m:t xml:space="preserve"> </m:t>
+          </m:r>
           <m:sSub>
             <m:e>
               <m:r>
@@ -866,6 +965,9 @@
               </m:sSub>
             </m:sub>
           </m:sSub>
+          <m:r>
+            <m:t xml:space="preserve"> </m:t>
+          </m:r>
           <m:sSub>
             <m:e>
               <m:r>
@@ -903,70 +1005,34 @@
             </m:sub>
           </m:sSub>
           <m:r>
-            <m:t xml:space="preserve">[</m:t>
+            <m:t xml:space="preserve"> </m:t>
           </m:r>
-          <m:r>
-            <m:t xml:space="preserve">ū</m:t>
-          </m:r>
-          <m:sSub>
+          <m:d>
+            <m:dPr>
+              <m:begChr m:val="["/>
+              <m:endChr m:val="]"/>
+            </m:dPr>
             <m:e>
-              <m:r>
-                <m:t xml:space="preserve">p</m:t>
-              </m:r>
-            </m:e>
-            <m:sub>
-              <m:r>
-                <m:t xml:space="preserve">3</m:t>
-              </m:r>
-            </m:sub>
-          </m:sSub>
-          <m:sSup>
-            <m:e>
-              <m:r>
-                <m:t xml:space="preserve">γ</m:t>
-              </m:r>
-            </m:e>
-            <m:sup>
-              <m:r>
-                <m:t xml:space="preserve">μu</m:t>
-              </m:r>
-            </m:sup>
-          </m:sSup>
-          <m:sSub>
-            <m:e>
-              <m:r>
-                <m:t xml:space="preserve">p</m:t>
-              </m:r>
-            </m:e>
-            <m:sub>
-              <m:r>
-                <m:t xml:space="preserve">1</m:t>
-              </m:r>
-            </m:sub>
-          </m:sSub>
-          <m:r>
-            <m:t xml:space="preserve">]</m:t>
-          </m:r>
-          <m:sSup>
-            <m:e>
-              <m:r>
-                <m:t xml:space="preserve">[</m:t>
-              </m:r>
               <m:r>
                 <m:t xml:space="preserve">ū</m:t>
               </m:r>
-              <m:sSub>
+              <m:d>
+                <m:dPr/>
                 <m:e>
-                  <m:r>
-                    <m:t xml:space="preserve">p</m:t>
-                  </m:r>
+                  <m:sSub>
+                    <m:e>
+                      <m:r>
+                        <m:t xml:space="preserve">p</m:t>
+                      </m:r>
+                    </m:e>
+                    <m:sub>
+                      <m:r>
+                        <m:t xml:space="preserve">3</m:t>
+                      </m:r>
+                    </m:sub>
+                  </m:sSub>
                 </m:e>
-                <m:sub>
-                  <m:r>
-                    <m:t xml:space="preserve">3</m:t>
-                  </m:r>
-                </m:sub>
-              </m:sSub>
+              </m:d>
               <m:sSup>
                 <m:e>
                   <m:r>
@@ -975,25 +1041,94 @@
                 </m:e>
                 <m:sup>
                   <m:r>
-                    <m:t xml:space="preserve">νu</m:t>
+                    <m:t xml:space="preserve">μ</m:t>
                   </m:r>
                 </m:sup>
               </m:sSup>
-              <m:sSub>
+              <m:r>
+                <m:t xml:space="preserve">u</m:t>
+              </m:r>
+              <m:d>
+                <m:dPr/>
+                <m:e>
+                  <m:sSub>
+                    <m:e>
+                      <m:r>
+                        <m:t xml:space="preserve">p</m:t>
+                      </m:r>
+                    </m:e>
+                    <m:sub>
+                      <m:r>
+                        <m:t xml:space="preserve">1</m:t>
+                      </m:r>
+                    </m:sub>
+                  </m:sSub>
+                </m:e>
+              </m:d>
+            </m:e>
+          </m:d>
+          <m:sSup>
+            <m:e>
+              <m:d>
+                <m:dPr>
+                  <m:begChr m:val="["/>
+                  <m:endChr m:val="]"/>
+                </m:dPr>
                 <m:e>
                   <m:r>
-                    <m:t xml:space="preserve">p</m:t>
+                    <m:t xml:space="preserve">ū</m:t>
                   </m:r>
+                  <m:d>
+                    <m:dPr/>
+                    <m:e>
+                      <m:sSub>
+                        <m:e>
+                          <m:r>
+                            <m:t xml:space="preserve">p</m:t>
+                          </m:r>
+                        </m:e>
+                        <m:sub>
+                          <m:r>
+                            <m:t xml:space="preserve">3</m:t>
+                          </m:r>
+                        </m:sub>
+                      </m:sSub>
+                    </m:e>
+                  </m:d>
+                  <m:sSup>
+                    <m:e>
+                      <m:r>
+                        <m:t xml:space="preserve">γ</m:t>
+                      </m:r>
+                    </m:e>
+                    <m:sup>
+                      <m:r>
+                        <m:t xml:space="preserve">ν</m:t>
+                      </m:r>
+                    </m:sup>
+                  </m:sSup>
+                  <m:r>
+                    <m:t xml:space="preserve">u</m:t>
+                  </m:r>
+                  <m:d>
+                    <m:dPr/>
+                    <m:e>
+                      <m:sSub>
+                        <m:e>
+                          <m:r>
+                            <m:t xml:space="preserve">p</m:t>
+                          </m:r>
+                        </m:e>
+                        <m:sub>
+                          <m:r>
+                            <m:t xml:space="preserve">1</m:t>
+                          </m:r>
+                        </m:sub>
+                      </m:sSub>
+                    </m:e>
+                  </m:d>
                 </m:e>
-                <m:sub>
-                  <m:r>
-                    <m:t xml:space="preserve">1</m:t>
-                  </m:r>
-                </m:sub>
-              </m:sSub>
-              <m:r>
-                <m:t xml:space="preserve">]</m:t>
-              </m:r>
+              </m:d>
             </m:e>
             <m:sup>
               <m:r>
@@ -1002,70 +1137,34 @@
             </m:sup>
           </m:sSup>
           <m:r>
-            <m:t xml:space="preserve">[</m:t>
+            <m:t xml:space="preserve"> </m:t>
           </m:r>
-          <m:r>
-            <m:t xml:space="preserve">ū</m:t>
-          </m:r>
-          <m:sSub>
+          <m:d>
+            <m:dPr>
+              <m:begChr m:val="["/>
+              <m:endChr m:val="]"/>
+            </m:dPr>
             <m:e>
-              <m:r>
-                <m:t xml:space="preserve">p</m:t>
-              </m:r>
-            </m:e>
-            <m:sub>
-              <m:r>
-                <m:t xml:space="preserve">4</m:t>
-              </m:r>
-            </m:sub>
-          </m:sSub>
-          <m:sSub>
-            <m:e>
-              <m:r>
-                <m:t xml:space="preserve">γ</m:t>
-              </m:r>
-            </m:e>
-            <m:sub>
-              <m:r>
-                <m:t xml:space="preserve">μu</m:t>
-              </m:r>
-            </m:sub>
-          </m:sSub>
-          <m:sSub>
-            <m:e>
-              <m:r>
-                <m:t xml:space="preserve">p</m:t>
-              </m:r>
-            </m:e>
-            <m:sub>
-              <m:r>
-                <m:t xml:space="preserve">2</m:t>
-              </m:r>
-            </m:sub>
-          </m:sSub>
-          <m:r>
-            <m:t xml:space="preserve">]</m:t>
-          </m:r>
-          <m:sSup>
-            <m:e>
-              <m:r>
-                <m:t xml:space="preserve">[</m:t>
-              </m:r>
               <m:r>
                 <m:t xml:space="preserve">ū</m:t>
               </m:r>
-              <m:sSub>
+              <m:d>
+                <m:dPr/>
                 <m:e>
-                  <m:r>
-                    <m:t xml:space="preserve">p</m:t>
-                  </m:r>
+                  <m:sSub>
+                    <m:e>
+                      <m:r>
+                        <m:t xml:space="preserve">p</m:t>
+                      </m:r>
+                    </m:e>
+                    <m:sub>
+                      <m:r>
+                        <m:t xml:space="preserve">4</m:t>
+                      </m:r>
+                    </m:sub>
+                  </m:sSub>
                 </m:e>
-                <m:sub>
-                  <m:r>
-                    <m:t xml:space="preserve">4</m:t>
-                  </m:r>
-                </m:sub>
-              </m:sSub>
+              </m:d>
               <m:sSub>
                 <m:e>
                   <m:r>
@@ -1074,25 +1173,94 @@
                 </m:e>
                 <m:sub>
                   <m:r>
-                    <m:t xml:space="preserve">νu</m:t>
-                  </m:r>
-                </m:sub>
-              </m:sSub>
-              <m:sSub>
-                <m:e>
-                  <m:r>
-                    <m:t xml:space="preserve">p</m:t>
-                  </m:r>
-                </m:e>
-                <m:sub>
-                  <m:r>
-                    <m:t xml:space="preserve">2</m:t>
+                    <m:t xml:space="preserve">μ</m:t>
                   </m:r>
                 </m:sub>
               </m:sSub>
               <m:r>
-                <m:t xml:space="preserve">]</m:t>
+                <m:t xml:space="preserve">u</m:t>
               </m:r>
+              <m:d>
+                <m:dPr/>
+                <m:e>
+                  <m:sSub>
+                    <m:e>
+                      <m:r>
+                        <m:t xml:space="preserve">p</m:t>
+                      </m:r>
+                    </m:e>
+                    <m:sub>
+                      <m:r>
+                        <m:t xml:space="preserve">2</m:t>
+                      </m:r>
+                    </m:sub>
+                  </m:sSub>
+                </m:e>
+              </m:d>
+            </m:e>
+          </m:d>
+          <m:sSup>
+            <m:e>
+              <m:d>
+                <m:dPr>
+                  <m:begChr m:val="["/>
+                  <m:endChr m:val="]"/>
+                </m:dPr>
+                <m:e>
+                  <m:r>
+                    <m:t xml:space="preserve">ū</m:t>
+                  </m:r>
+                  <m:d>
+                    <m:dPr/>
+                    <m:e>
+                      <m:sSub>
+                        <m:e>
+                          <m:r>
+                            <m:t xml:space="preserve">p</m:t>
+                          </m:r>
+                        </m:e>
+                        <m:sub>
+                          <m:r>
+                            <m:t xml:space="preserve">4</m:t>
+                          </m:r>
+                        </m:sub>
+                      </m:sSub>
+                    </m:e>
+                  </m:d>
+                  <m:sSub>
+                    <m:e>
+                      <m:r>
+                        <m:t xml:space="preserve">γ</m:t>
+                      </m:r>
+                    </m:e>
+                    <m:sub>
+                      <m:r>
+                        <m:t xml:space="preserve">ν</m:t>
+                      </m:r>
+                    </m:sub>
+                  </m:sSub>
+                  <m:r>
+                    <m:t xml:space="preserve">u</m:t>
+                  </m:r>
+                  <m:d>
+                    <m:dPr/>
+                    <m:e>
+                      <m:sSub>
+                        <m:e>
+                          <m:r>
+                            <m:t xml:space="preserve">p</m:t>
+                          </m:r>
+                        </m:e>
+                        <m:sub>
+                          <m:r>
+                            <m:t xml:space="preserve">2</m:t>
+                          </m:r>
+                        </m:sub>
+                      </m:sSub>
+                    </m:e>
+                  </m:d>
+                </m:e>
+              </m:d>
             </m:e>
             <m:sup>
               <m:r>
@@ -1136,19 +1304,25 @@
             </m:den>
           </m:f>
           <m:r>
+            <m:t xml:space="preserve"> </m:t>
+          </m:r>
+          <m:r>
             <m:t xml:space="preserve">Σ</m:t>
           </m:r>
-          <m:r>
-            <m:t xml:space="preserve">|</m:t>
-          </m:r>
-          <m:r>
-            <m:t xml:space="preserve">ℳ</m:t>
-          </m:r>
-          <m:r>
-            <m:t xml:space="preserve">|</m:t>
-          </m:r>
           <m:sSup>
-            <m:e/>
+            <m:e>
+              <m:d>
+                <m:dPr>
+                  <m:begChr m:val="|"/>
+                  <m:endChr m:val="|"/>
+                </m:dPr>
+                <m:e>
+                  <m:r>
+                    <m:t xml:space="preserve">ℳ</m:t>
+                  </m:r>
+                </m:e>
+              </m:d>
+            </m:e>
             <m:sup>
               <m:r>
                 <m:t xml:space="preserve">2</m:t>
@@ -1170,38 +1344,43 @@
               </m:r>
             </m:den>
           </m:f>
-          <m:f>
-            <m:num>
-              <m:sSup>
-                <m:e>
-                  <m:r>
-                    <m:t xml:space="preserve">e</m:t>
-                  </m:r>
-                </m:e>
-                <m:sup>
-                  <m:r>
-                    <m:t xml:space="preserve">4</m:t>
-                  </m:r>
-                </m:sup>
-              </m:sSup>
-            </m:num>
-            <m:den>
-              <m:sSup>
-                <m:e>
-                  <m:r>
-                    <m:t xml:space="preserve">t</m:t>
-                  </m:r>
-                </m:e>
-                <m:sup>
-                  <m:r>
-                    <m:t xml:space="preserve">2</m:t>
-                  </m:r>
-                </m:sup>
-              </m:sSup>
-            </m:den>
-          </m:f>
+          <m:d>
+            <m:dPr/>
+            <m:e>
+              <m:f>
+                <m:num>
+                  <m:sSup>
+                    <m:e>
+                      <m:r>
+                        <m:t xml:space="preserve">e</m:t>
+                      </m:r>
+                    </m:e>
+                    <m:sup>
+                      <m:r>
+                        <m:t xml:space="preserve">4</m:t>
+                      </m:r>
+                    </m:sup>
+                  </m:sSup>
+                </m:num>
+                <m:den>
+                  <m:sSup>
+                    <m:e>
+                      <m:r>
+                        <m:t xml:space="preserve">t</m:t>
+                      </m:r>
+                    </m:e>
+                    <m:sup>
+                      <m:r>
+                        <m:t xml:space="preserve">2</m:t>
+                      </m:r>
+                    </m:sup>
+                  </m:sSup>
+                </m:den>
+              </m:f>
+            </m:e>
+          </m:d>
           <m:r>
-            <m:t xml:space="preserve">,</m:t>
+            <m:t xml:space="preserve"> </m:t>
           </m:r>
           <m:sSubSup>
             <m:e>
@@ -1221,7 +1400,7 @@
             </m:sup>
           </m:sSubSup>
           <m:r>
-            <m:t xml:space="preserve">,</m:t>
+            <m:t xml:space="preserve"> </m:t>
           </m:r>
           <m:sSub>
             <m:e>
@@ -1311,70 +1490,34 @@
             </m:sub>
           </m:sSub>
           <m:r>
-            <m:t xml:space="preserve">[</m:t>
+            <m:t xml:space="preserve"> </m:t>
           </m:r>
-          <m:r>
-            <m:t xml:space="preserve">ū</m:t>
-          </m:r>
-          <m:sSub>
+          <m:d>
+            <m:dPr>
+              <m:begChr m:val="["/>
+              <m:endChr m:val="]"/>
+            </m:dPr>
             <m:e>
-              <m:r>
-                <m:t xml:space="preserve">p</m:t>
-              </m:r>
-            </m:e>
-            <m:sub>
-              <m:r>
-                <m:t xml:space="preserve">3</m:t>
-              </m:r>
-            </m:sub>
-          </m:sSub>
-          <m:sSup>
-            <m:e>
-              <m:r>
-                <m:t xml:space="preserve">γ</m:t>
-              </m:r>
-            </m:e>
-            <m:sup>
-              <m:r>
-                <m:t xml:space="preserve">μu</m:t>
-              </m:r>
-            </m:sup>
-          </m:sSup>
-          <m:sSub>
-            <m:e>
-              <m:r>
-                <m:t xml:space="preserve">p</m:t>
-              </m:r>
-            </m:e>
-            <m:sub>
-              <m:r>
-                <m:t xml:space="preserve">1</m:t>
-              </m:r>
-            </m:sub>
-          </m:sSub>
-          <m:r>
-            <m:t xml:space="preserve">]</m:t>
-          </m:r>
-          <m:sSup>
-            <m:e>
-              <m:r>
-                <m:t xml:space="preserve">[</m:t>
-              </m:r>
               <m:r>
                 <m:t xml:space="preserve">ū</m:t>
               </m:r>
-              <m:sSub>
+              <m:d>
+                <m:dPr/>
                 <m:e>
-                  <m:r>
-                    <m:t xml:space="preserve">p</m:t>
-                  </m:r>
+                  <m:sSub>
+                    <m:e>
+                      <m:r>
+                        <m:t xml:space="preserve">p</m:t>
+                      </m:r>
+                    </m:e>
+                    <m:sub>
+                      <m:r>
+                        <m:t xml:space="preserve">3</m:t>
+                      </m:r>
+                    </m:sub>
+                  </m:sSub>
                 </m:e>
-                <m:sub>
-                  <m:r>
-                    <m:t xml:space="preserve">3</m:t>
-                  </m:r>
-                </m:sub>
-              </m:sSub>
+              </m:d>
               <m:sSup>
                 <m:e>
                   <m:r>
@@ -1383,25 +1526,94 @@
                 </m:e>
                 <m:sup>
                   <m:r>
-                    <m:t xml:space="preserve">νu</m:t>
+                    <m:t xml:space="preserve">μ</m:t>
                   </m:r>
                 </m:sup>
               </m:sSup>
-              <m:sSub>
+              <m:r>
+                <m:t xml:space="preserve">u</m:t>
+              </m:r>
+              <m:d>
+                <m:dPr/>
+                <m:e>
+                  <m:sSub>
+                    <m:e>
+                      <m:r>
+                        <m:t xml:space="preserve">p</m:t>
+                      </m:r>
+                    </m:e>
+                    <m:sub>
+                      <m:r>
+                        <m:t xml:space="preserve">1</m:t>
+                      </m:r>
+                    </m:sub>
+                  </m:sSub>
+                </m:e>
+              </m:d>
+            </m:e>
+          </m:d>
+          <m:sSup>
+            <m:e>
+              <m:d>
+                <m:dPr>
+                  <m:begChr m:val="["/>
+                  <m:endChr m:val="]"/>
+                </m:dPr>
                 <m:e>
                   <m:r>
-                    <m:t xml:space="preserve">p</m:t>
+                    <m:t xml:space="preserve">ū</m:t>
                   </m:r>
+                  <m:d>
+                    <m:dPr/>
+                    <m:e>
+                      <m:sSub>
+                        <m:e>
+                          <m:r>
+                            <m:t xml:space="preserve">p</m:t>
+                          </m:r>
+                        </m:e>
+                        <m:sub>
+                          <m:r>
+                            <m:t xml:space="preserve">3</m:t>
+                          </m:r>
+                        </m:sub>
+                      </m:sSub>
+                    </m:e>
+                  </m:d>
+                  <m:sSup>
+                    <m:e>
+                      <m:r>
+                        <m:t xml:space="preserve">γ</m:t>
+                      </m:r>
+                    </m:e>
+                    <m:sup>
+                      <m:r>
+                        <m:t xml:space="preserve">ν</m:t>
+                      </m:r>
+                    </m:sup>
+                  </m:sSup>
+                  <m:r>
+                    <m:t xml:space="preserve">u</m:t>
+                  </m:r>
+                  <m:d>
+                    <m:dPr/>
+                    <m:e>
+                      <m:sSub>
+                        <m:e>
+                          <m:r>
+                            <m:t xml:space="preserve">p</m:t>
+                          </m:r>
+                        </m:e>
+                        <m:sub>
+                          <m:r>
+                            <m:t xml:space="preserve">1</m:t>
+                          </m:r>
+                        </m:sub>
+                      </m:sSub>
+                    </m:e>
+                  </m:d>
                 </m:e>
-                <m:sub>
-                  <m:r>
-                    <m:t xml:space="preserve">1</m:t>
-                  </m:r>
-                </m:sub>
-              </m:sSub>
-              <m:r>
-                <m:t xml:space="preserve">]</m:t>
-              </m:r>
+              </m:d>
             </m:e>
             <m:sup>
               <m:r>
@@ -1412,107 +1624,125 @@
           <m:r>
             <m:t xml:space="preserve">=</m:t>
           </m:r>
-          <m:r>
-            <m:t xml:space="preserve">Tr</m:t>
-          </m:r>
-          <m:r>
-            <m:t xml:space="preserve">[</m:t>
-          </m:r>
-          <m:sSup>
+          <m:func>
+            <m:fName>
+              <m:r>
+                <m:t xml:space="preserve">Tr</m:t>
+              </m:r>
+            </m:fName>
             <m:e>
-              <m:r>
-                <m:t xml:space="preserve">γ</m:t>
-              </m:r>
+              <m:d>
+                <m:dPr>
+                  <m:begChr m:val="["/>
+                  <m:endChr m:val="]"/>
+                </m:dPr>
+                <m:e>
+                  <m:sSup>
+                    <m:e>
+                      <m:r>
+                        <m:t xml:space="preserve">γ</m:t>
+                      </m:r>
+                    </m:e>
+                    <m:sup>
+                      <m:r>
+                        <m:t xml:space="preserve">μ</m:t>
+                      </m:r>
+                    </m:sup>
+                  </m:sSup>
+                  <m:d>
+                    <m:dPr/>
+                    <m:e>
+                      <m:sSub>
+                        <m:e>
+                          <m:acc>
+                            <m:accPr>
+                              <m:chr m:val="/"/>
+                            </m:accPr>
+                            <m:e>
+                              <m:r>
+                                <m:t xml:space="preserve">p</m:t>
+                              </m:r>
+                            </m:e>
+                          </m:acc>
+                        </m:e>
+                        <m:sub>
+                          <m:r>
+                            <m:t xml:space="preserve">1</m:t>
+                          </m:r>
+                        </m:sub>
+                      </m:sSub>
+                      <m:r>
+                        <m:t xml:space="preserve">+</m:t>
+                      </m:r>
+                      <m:sSub>
+                        <m:e>
+                          <m:r>
+                            <m:t xml:space="preserve">m</m:t>
+                          </m:r>
+                        </m:e>
+                        <m:sub>
+                          <m:r>
+                            <m:t xml:space="preserve">e</m:t>
+                          </m:r>
+                        </m:sub>
+                      </m:sSub>
+                    </m:e>
+                  </m:d>
+                  <m:sSup>
+                    <m:e>
+                      <m:r>
+                        <m:t xml:space="preserve">γ</m:t>
+                      </m:r>
+                    </m:e>
+                    <m:sup>
+                      <m:r>
+                        <m:t xml:space="preserve">ν</m:t>
+                      </m:r>
+                    </m:sup>
+                  </m:sSup>
+                  <m:d>
+                    <m:dPr/>
+                    <m:e>
+                      <m:sSub>
+                        <m:e>
+                          <m:acc>
+                            <m:accPr>
+                              <m:chr m:val="/"/>
+                            </m:accPr>
+                            <m:e>
+                              <m:r>
+                                <m:t xml:space="preserve">p</m:t>
+                              </m:r>
+                            </m:e>
+                          </m:acc>
+                        </m:e>
+                        <m:sub>
+                          <m:r>
+                            <m:t xml:space="preserve">3</m:t>
+                          </m:r>
+                        </m:sub>
+                      </m:sSub>
+                      <m:r>
+                        <m:t xml:space="preserve">+</m:t>
+                      </m:r>
+                      <m:sSub>
+                        <m:e>
+                          <m:r>
+                            <m:t xml:space="preserve">m</m:t>
+                          </m:r>
+                        </m:e>
+                        <m:sub>
+                          <m:r>
+                            <m:t xml:space="preserve">e</m:t>
+                          </m:r>
+                        </m:sub>
+                      </m:sSub>
+                    </m:e>
+                  </m:d>
+                </m:e>
+              </m:d>
             </m:e>
-            <m:sup>
-              <m:r>
-                <m:t xml:space="preserve">μ</m:t>
-              </m:r>
-            </m:sup>
-          </m:sSup>
-          <m:sSub>
-            <m:e>
-              <m:acc>
-                <m:accPr>
-                  <m:chr m:val="/"/>
-                </m:accPr>
-                <m:e>
-                  <m:r>
-                    <m:t xml:space="preserve">p</m:t>
-                  </m:r>
-                </m:e>
-              </m:acc>
-            </m:e>
-            <m:sub>
-              <m:r>
-                <m:t xml:space="preserve">1</m:t>
-              </m:r>
-            </m:sub>
-          </m:sSub>
-          <m:r>
-            <m:t xml:space="preserve">+</m:t>
-          </m:r>
-          <m:sSub>
-            <m:e>
-              <m:r>
-                <m:t xml:space="preserve">m</m:t>
-              </m:r>
-            </m:e>
-            <m:sub>
-              <m:r>
-                <m:t xml:space="preserve">e</m:t>
-              </m:r>
-            </m:sub>
-          </m:sSub>
-          <m:sSup>
-            <m:e>
-              <m:r>
-                <m:t xml:space="preserve">γ</m:t>
-              </m:r>
-            </m:e>
-            <m:sup>
-              <m:r>
-                <m:t xml:space="preserve">ν</m:t>
-              </m:r>
-            </m:sup>
-          </m:sSup>
-          <m:sSub>
-            <m:e>
-              <m:acc>
-                <m:accPr>
-                  <m:chr m:val="/"/>
-                </m:accPr>
-                <m:e>
-                  <m:r>
-                    <m:t xml:space="preserve">p</m:t>
-                  </m:r>
-                </m:e>
-              </m:acc>
-            </m:e>
-            <m:sub>
-              <m:r>
-                <m:t xml:space="preserve">3</m:t>
-              </m:r>
-            </m:sub>
-          </m:sSub>
-          <m:r>
-            <m:t xml:space="preserve">+</m:t>
-          </m:r>
-          <m:sSub>
-            <m:e>
-              <m:r>
-                <m:t xml:space="preserve">m</m:t>
-              </m:r>
-            </m:e>
-            <m:sub>
-              <m:r>
-                <m:t xml:space="preserve">e</m:t>
-              </m:r>
-            </m:sub>
-          </m:sSub>
-          <m:r>
-            <m:t xml:space="preserve">]</m:t>
-          </m:r>
+          </m:func>
         </m:oMath>
       </m:oMathPara>
     </w:p>
@@ -1584,70 +1814,34 @@
             </m:sub>
           </m:sSub>
           <m:r>
-            <m:t xml:space="preserve">[</m:t>
+            <m:t xml:space="preserve"> </m:t>
           </m:r>
-          <m:r>
-            <m:t xml:space="preserve">ū</m:t>
-          </m:r>
-          <m:sSub>
+          <m:d>
+            <m:dPr>
+              <m:begChr m:val="["/>
+              <m:endChr m:val="]"/>
+            </m:dPr>
             <m:e>
-              <m:r>
-                <m:t xml:space="preserve">p</m:t>
-              </m:r>
-            </m:e>
-            <m:sub>
-              <m:r>
-                <m:t xml:space="preserve">4</m:t>
-              </m:r>
-            </m:sub>
-          </m:sSub>
-          <m:sSub>
-            <m:e>
-              <m:r>
-                <m:t xml:space="preserve">γ</m:t>
-              </m:r>
-            </m:e>
-            <m:sub>
-              <m:r>
-                <m:t xml:space="preserve">μu</m:t>
-              </m:r>
-            </m:sub>
-          </m:sSub>
-          <m:sSub>
-            <m:e>
-              <m:r>
-                <m:t xml:space="preserve">p</m:t>
-              </m:r>
-            </m:e>
-            <m:sub>
-              <m:r>
-                <m:t xml:space="preserve">2</m:t>
-              </m:r>
-            </m:sub>
-          </m:sSub>
-          <m:r>
-            <m:t xml:space="preserve">]</m:t>
-          </m:r>
-          <m:sSup>
-            <m:e>
-              <m:r>
-                <m:t xml:space="preserve">[</m:t>
-              </m:r>
               <m:r>
                 <m:t xml:space="preserve">ū</m:t>
               </m:r>
-              <m:sSub>
+              <m:d>
+                <m:dPr/>
                 <m:e>
-                  <m:r>
-                    <m:t xml:space="preserve">p</m:t>
-                  </m:r>
+                  <m:sSub>
+                    <m:e>
+                      <m:r>
+                        <m:t xml:space="preserve">p</m:t>
+                      </m:r>
+                    </m:e>
+                    <m:sub>
+                      <m:r>
+                        <m:t xml:space="preserve">4</m:t>
+                      </m:r>
+                    </m:sub>
+                  </m:sSub>
                 </m:e>
-                <m:sub>
-                  <m:r>
-                    <m:t xml:space="preserve">4</m:t>
-                  </m:r>
-                </m:sub>
-              </m:sSub>
+              </m:d>
               <m:sSub>
                 <m:e>
                   <m:r>
@@ -1656,25 +1850,94 @@
                 </m:e>
                 <m:sub>
                   <m:r>
-                    <m:t xml:space="preserve">νu</m:t>
-                  </m:r>
-                </m:sub>
-              </m:sSub>
-              <m:sSub>
-                <m:e>
-                  <m:r>
-                    <m:t xml:space="preserve">p</m:t>
-                  </m:r>
-                </m:e>
-                <m:sub>
-                  <m:r>
-                    <m:t xml:space="preserve">2</m:t>
+                    <m:t xml:space="preserve">μ</m:t>
                   </m:r>
                 </m:sub>
               </m:sSub>
               <m:r>
-                <m:t xml:space="preserve">]</m:t>
+                <m:t xml:space="preserve">u</m:t>
               </m:r>
+              <m:d>
+                <m:dPr/>
+                <m:e>
+                  <m:sSub>
+                    <m:e>
+                      <m:r>
+                        <m:t xml:space="preserve">p</m:t>
+                      </m:r>
+                    </m:e>
+                    <m:sub>
+                      <m:r>
+                        <m:t xml:space="preserve">2</m:t>
+                      </m:r>
+                    </m:sub>
+                  </m:sSub>
+                </m:e>
+              </m:d>
+            </m:e>
+          </m:d>
+          <m:sSup>
+            <m:e>
+              <m:d>
+                <m:dPr>
+                  <m:begChr m:val="["/>
+                  <m:endChr m:val="]"/>
+                </m:dPr>
+                <m:e>
+                  <m:r>
+                    <m:t xml:space="preserve">ū</m:t>
+                  </m:r>
+                  <m:d>
+                    <m:dPr/>
+                    <m:e>
+                      <m:sSub>
+                        <m:e>
+                          <m:r>
+                            <m:t xml:space="preserve">p</m:t>
+                          </m:r>
+                        </m:e>
+                        <m:sub>
+                          <m:r>
+                            <m:t xml:space="preserve">4</m:t>
+                          </m:r>
+                        </m:sub>
+                      </m:sSub>
+                    </m:e>
+                  </m:d>
+                  <m:sSub>
+                    <m:e>
+                      <m:r>
+                        <m:t xml:space="preserve">γ</m:t>
+                      </m:r>
+                    </m:e>
+                    <m:sub>
+                      <m:r>
+                        <m:t xml:space="preserve">ν</m:t>
+                      </m:r>
+                    </m:sub>
+                  </m:sSub>
+                  <m:r>
+                    <m:t xml:space="preserve">u</m:t>
+                  </m:r>
+                  <m:d>
+                    <m:dPr/>
+                    <m:e>
+                      <m:sSub>
+                        <m:e>
+                          <m:r>
+                            <m:t xml:space="preserve">p</m:t>
+                          </m:r>
+                        </m:e>
+                        <m:sub>
+                          <m:r>
+                            <m:t xml:space="preserve">2</m:t>
+                          </m:r>
+                        </m:sub>
+                      </m:sSub>
+                    </m:e>
+                  </m:d>
+                </m:e>
+              </m:d>
             </m:e>
             <m:sup>
               <m:r>
@@ -1685,107 +1948,125 @@
           <m:r>
             <m:t xml:space="preserve">=</m:t>
           </m:r>
-          <m:r>
-            <m:t xml:space="preserve">Tr</m:t>
-          </m:r>
-          <m:r>
-            <m:t xml:space="preserve">[</m:t>
-          </m:r>
-          <m:sSub>
+          <m:func>
+            <m:fName>
+              <m:r>
+                <m:t xml:space="preserve">Tr</m:t>
+              </m:r>
+            </m:fName>
             <m:e>
-              <m:r>
-                <m:t xml:space="preserve">γ</m:t>
-              </m:r>
+              <m:d>
+                <m:dPr>
+                  <m:begChr m:val="["/>
+                  <m:endChr m:val="]"/>
+                </m:dPr>
+                <m:e>
+                  <m:sSub>
+                    <m:e>
+                      <m:r>
+                        <m:t xml:space="preserve">γ</m:t>
+                      </m:r>
+                    </m:e>
+                    <m:sub>
+                      <m:r>
+                        <m:t xml:space="preserve">μ</m:t>
+                      </m:r>
+                    </m:sub>
+                  </m:sSub>
+                  <m:d>
+                    <m:dPr/>
+                    <m:e>
+                      <m:sSub>
+                        <m:e>
+                          <m:acc>
+                            <m:accPr>
+                              <m:chr m:val="/"/>
+                            </m:accPr>
+                            <m:e>
+                              <m:r>
+                                <m:t xml:space="preserve">p</m:t>
+                              </m:r>
+                            </m:e>
+                          </m:acc>
+                        </m:e>
+                        <m:sub>
+                          <m:r>
+                            <m:t xml:space="preserve">2</m:t>
+                          </m:r>
+                        </m:sub>
+                      </m:sSub>
+                      <m:r>
+                        <m:t xml:space="preserve">+</m:t>
+                      </m:r>
+                      <m:sSub>
+                        <m:e>
+                          <m:r>
+                            <m:t xml:space="preserve">m</m:t>
+                          </m:r>
+                        </m:e>
+                        <m:sub>
+                          <m:r>
+                            <m:t xml:space="preserve">μ</m:t>
+                          </m:r>
+                        </m:sub>
+                      </m:sSub>
+                    </m:e>
+                  </m:d>
+                  <m:sSub>
+                    <m:e>
+                      <m:r>
+                        <m:t xml:space="preserve">γ</m:t>
+                      </m:r>
+                    </m:e>
+                    <m:sub>
+                      <m:r>
+                        <m:t xml:space="preserve">ν</m:t>
+                      </m:r>
+                    </m:sub>
+                  </m:sSub>
+                  <m:d>
+                    <m:dPr/>
+                    <m:e>
+                      <m:sSub>
+                        <m:e>
+                          <m:acc>
+                            <m:accPr>
+                              <m:chr m:val="/"/>
+                            </m:accPr>
+                            <m:e>
+                              <m:r>
+                                <m:t xml:space="preserve">p</m:t>
+                              </m:r>
+                            </m:e>
+                          </m:acc>
+                        </m:e>
+                        <m:sub>
+                          <m:r>
+                            <m:t xml:space="preserve">4</m:t>
+                          </m:r>
+                        </m:sub>
+                      </m:sSub>
+                      <m:r>
+                        <m:t xml:space="preserve">+</m:t>
+                      </m:r>
+                      <m:sSub>
+                        <m:e>
+                          <m:r>
+                            <m:t xml:space="preserve">m</m:t>
+                          </m:r>
+                        </m:e>
+                        <m:sub>
+                          <m:r>
+                            <m:t xml:space="preserve">μ</m:t>
+                          </m:r>
+                        </m:sub>
+                      </m:sSub>
+                    </m:e>
+                  </m:d>
+                </m:e>
+              </m:d>
             </m:e>
-            <m:sub>
-              <m:r>
-                <m:t xml:space="preserve">μ</m:t>
-              </m:r>
-            </m:sub>
-          </m:sSub>
-          <m:sSub>
-            <m:e>
-              <m:acc>
-                <m:accPr>
-                  <m:chr m:val="/"/>
-                </m:accPr>
-                <m:e>
-                  <m:r>
-                    <m:t xml:space="preserve">p</m:t>
-                  </m:r>
-                </m:e>
-              </m:acc>
-            </m:e>
-            <m:sub>
-              <m:r>
-                <m:t xml:space="preserve">2</m:t>
-              </m:r>
-            </m:sub>
-          </m:sSub>
-          <m:r>
-            <m:t xml:space="preserve">+</m:t>
-          </m:r>
-          <m:sSub>
-            <m:e>
-              <m:r>
-                <m:t xml:space="preserve">m</m:t>
-              </m:r>
-            </m:e>
-            <m:sub>
-              <m:r>
-                <m:t xml:space="preserve">μ</m:t>
-              </m:r>
-            </m:sub>
-          </m:sSub>
-          <m:sSub>
-            <m:e>
-              <m:r>
-                <m:t xml:space="preserve">γ</m:t>
-              </m:r>
-            </m:e>
-            <m:sub>
-              <m:r>
-                <m:t xml:space="preserve">ν</m:t>
-              </m:r>
-            </m:sub>
-          </m:sSub>
-          <m:sSub>
-            <m:e>
-              <m:acc>
-                <m:accPr>
-                  <m:chr m:val="/"/>
-                </m:accPr>
-                <m:e>
-                  <m:r>
-                    <m:t xml:space="preserve">p</m:t>
-                  </m:r>
-                </m:e>
-              </m:acc>
-            </m:e>
-            <m:sub>
-              <m:r>
-                <m:t xml:space="preserve">4</m:t>
-              </m:r>
-            </m:sub>
-          </m:sSub>
-          <m:r>
-            <m:t xml:space="preserve">+</m:t>
-          </m:r>
-          <m:sSub>
-            <m:e>
-              <m:r>
-                <m:t xml:space="preserve">m</m:t>
-              </m:r>
-            </m:e>
-            <m:sub>
-              <m:r>
-                <m:t xml:space="preserve">μ</m:t>
-              </m:r>
-            </m:sub>
-          </m:sSub>
-          <m:r>
-            <m:t xml:space="preserve">]</m:t>
-          </m:r>
+          </m:func>
         </m:oMath>
       </m:oMathPara>
     </w:p>
@@ -1855,9 +2136,13 @@
             <m:t xml:space="preserve">4</m:t>
           </m:r>
           <m:r>
-            <m:t xml:space="preserve">[</m:t>
+            <m:t xml:space="preserve"> </m:t>
           </m:r>
-          <m:sSubSup>
+          <m:d>
+            <m:dPr>
+              <m:begChr m:val="["/>
+              <m:endChr m:val="]"/>
+            </m:dPr>
             <m:e>
               <m:sSubSup>
                 <m:e>
@@ -1872,27 +2157,30 @@
                 </m:sub>
                 <m:sup>
                   <m:r>
-                    <m:t xml:space="preserve">μp</m:t>
+                    <m:t xml:space="preserve">μ</m:t>
                   </m:r>
                 </m:sup>
               </m:sSubSup>
-            </m:e>
-            <m:sub>
+              <m:sSubSup>
+                <m:e>
+                  <m:r>
+                    <m:t xml:space="preserve">p</m:t>
+                  </m:r>
+                </m:e>
+                <m:sub>
+                  <m:r>
+                    <m:t xml:space="preserve">3</m:t>
+                  </m:r>
+                </m:sub>
+                <m:sup>
+                  <m:r>
+                    <m:t xml:space="preserve">ν</m:t>
+                  </m:r>
+                </m:sup>
+              </m:sSubSup>
               <m:r>
-                <m:t xml:space="preserve">3</m:t>
+                <m:t xml:space="preserve">+</m:t>
               </m:r>
-            </m:sub>
-            <m:sup>
-              <m:r>
-                <m:t xml:space="preserve">ν</m:t>
-              </m:r>
-            </m:sup>
-          </m:sSubSup>
-          <m:r>
-            <m:t xml:space="preserve">+</m:t>
-          </m:r>
-          <m:sSubSup>
-            <m:e>
               <m:sSubSup>
                 <m:e>
                   <m:r>
@@ -1906,87 +2194,96 @@
                 </m:sub>
                 <m:sup>
                   <m:r>
-                    <m:t xml:space="preserve">νp</m:t>
+                    <m:t xml:space="preserve">ν</m:t>
                   </m:r>
                 </m:sup>
               </m:sSubSup>
+              <m:sSubSup>
+                <m:e>
+                  <m:r>
+                    <m:t xml:space="preserve">p</m:t>
+                  </m:r>
+                </m:e>
+                <m:sub>
+                  <m:r>
+                    <m:t xml:space="preserve">3</m:t>
+                  </m:r>
+                </m:sub>
+                <m:sup>
+                  <m:r>
+                    <m:t xml:space="preserve">μ</m:t>
+                  </m:r>
+                </m:sup>
+              </m:sSubSup>
+              <m:r>
+                <m:t xml:space="preserve">−</m:t>
+              </m:r>
+              <m:sSup>
+                <m:e>
+                  <m:r>
+                    <m:t xml:space="preserve">g</m:t>
+                  </m:r>
+                </m:e>
+                <m:sup>
+                  <m:r>
+                    <m:t xml:space="preserve">μν</m:t>
+                  </m:r>
+                </m:sup>
+              </m:sSup>
+              <m:d>
+                <m:dPr/>
+                <m:e>
+                  <m:sSub>
+                    <m:e>
+                      <m:r>
+                        <m:t xml:space="preserve">p</m:t>
+                      </m:r>
+                    </m:e>
+                    <m:sub>
+                      <m:r>
+                        <m:t xml:space="preserve">1</m:t>
+                      </m:r>
+                    </m:sub>
+                  </m:sSub>
+                  <m:r>
+                    <m:t xml:space="preserve">·</m:t>
+                  </m:r>
+                  <m:sSub>
+                    <m:e>
+                      <m:r>
+                        <m:t xml:space="preserve">p</m:t>
+                      </m:r>
+                    </m:e>
+                    <m:sub>
+                      <m:r>
+                        <m:t xml:space="preserve">3</m:t>
+                      </m:r>
+                    </m:sub>
+                  </m:sSub>
+                  <m:r>
+                    <m:t xml:space="preserve">−</m:t>
+                  </m:r>
+                  <m:sSubSup>
+                    <m:e>
+                      <m:r>
+                        <m:t xml:space="preserve">m</m:t>
+                      </m:r>
+                    </m:e>
+                    <m:sub>
+                      <m:r>
+                        <m:t xml:space="preserve">e</m:t>
+                      </m:r>
+                    </m:sub>
+                    <m:sup>
+                      <m:r>
+                        <m:t xml:space="preserve">2</m:t>
+                      </m:r>
+                    </m:sup>
+                  </m:sSubSup>
+                </m:e>
+              </m:d>
             </m:e>
-            <m:sub>
-              <m:r>
-                <m:t xml:space="preserve">3</m:t>
-              </m:r>
-            </m:sub>
-            <m:sup>
-              <m:r>
-                <m:t xml:space="preserve">μ</m:t>
-              </m:r>
-            </m:sup>
-          </m:sSubSup>
-          <m:r>
-            <m:t xml:space="preserve">−</m:t>
-          </m:r>
-          <m:sSup>
-            <m:e>
-              <m:r>
-                <m:t xml:space="preserve">g</m:t>
-              </m:r>
-            </m:e>
-            <m:sup>
-              <m:r>
-                <m:t xml:space="preserve">μν</m:t>
-              </m:r>
-            </m:sup>
-          </m:sSup>
-          <m:sSub>
-            <m:e>
-              <m:r>
-                <m:t xml:space="preserve">p</m:t>
-              </m:r>
-            </m:e>
-            <m:sub>
-              <m:r>
-                <m:t xml:space="preserve">1</m:t>
-              </m:r>
-            </m:sub>
-          </m:sSub>
-          <m:r>
-            <m:t xml:space="preserve">·</m:t>
-          </m:r>
-          <m:sSub>
-            <m:e>
-              <m:r>
-                <m:t xml:space="preserve">p</m:t>
-              </m:r>
-            </m:e>
-            <m:sub>
-              <m:r>
-                <m:t xml:space="preserve">3</m:t>
-              </m:r>
-            </m:sub>
-          </m:sSub>
-          <m:r>
-            <m:t xml:space="preserve">−</m:t>
-          </m:r>
-          <m:sSubSup>
-            <m:e>
-              <m:r>
-                <m:t xml:space="preserve">m</m:t>
-              </m:r>
-            </m:e>
-            <m:sub>
-              <m:r>
-                <m:t xml:space="preserve">e</m:t>
-              </m:r>
-            </m:sub>
-            <m:sup>
-              <m:r>
-                <m:t xml:space="preserve">2</m:t>
-              </m:r>
-            </m:sup>
-          </m:sSubSup>
-          <m:r>
-            <m:t xml:space="preserve">]</m:t>
-          </m:r>
+          </m:d>
         </m:oMath>
       </m:oMathPara>
     </w:p>
@@ -2035,124 +2332,134 @@
             <m:t xml:space="preserve">4</m:t>
           </m:r>
           <m:r>
-            <m:t xml:space="preserve">[</m:t>
+            <m:t xml:space="preserve"> </m:t>
           </m:r>
-          <m:sSub>
+          <m:d>
+            <m:dPr>
+              <m:begChr m:val="["/>
+              <m:endChr m:val="]"/>
+            </m:dPr>
             <m:e>
+              <m:sSub>
+                <m:e>
+                  <m:r>
+                    <m:t xml:space="preserve">p</m:t>
+                  </m:r>
+                </m:e>
+                <m:sub>
+                  <m:r>
+                    <m:t xml:space="preserve">2μ</m:t>
+                  </m:r>
+                </m:sub>
+              </m:sSub>
+              <m:sSub>
+                <m:e>
+                  <m:r>
+                    <m:t xml:space="preserve">p</m:t>
+                  </m:r>
+                </m:e>
+                <m:sub>
+                  <m:r>
+                    <m:t xml:space="preserve">4ν</m:t>
+                  </m:r>
+                </m:sub>
+              </m:sSub>
               <m:r>
-                <m:t xml:space="preserve">p</m:t>
+                <m:t xml:space="preserve">+</m:t>
               </m:r>
+              <m:sSub>
+                <m:e>
+                  <m:r>
+                    <m:t xml:space="preserve">p</m:t>
+                  </m:r>
+                </m:e>
+                <m:sub>
+                  <m:r>
+                    <m:t xml:space="preserve">2ν</m:t>
+                  </m:r>
+                </m:sub>
+              </m:sSub>
+              <m:sSub>
+                <m:e>
+                  <m:r>
+                    <m:t xml:space="preserve">p</m:t>
+                  </m:r>
+                </m:e>
+                <m:sub>
+                  <m:r>
+                    <m:t xml:space="preserve">4μ</m:t>
+                  </m:r>
+                </m:sub>
+              </m:sSub>
+              <m:r>
+                <m:t xml:space="preserve">−</m:t>
+              </m:r>
+              <m:sSub>
+                <m:e>
+                  <m:r>
+                    <m:t xml:space="preserve">g</m:t>
+                  </m:r>
+                </m:e>
+                <m:sub>
+                  <m:r>
+                    <m:t xml:space="preserve">μν</m:t>
+                  </m:r>
+                </m:sub>
+              </m:sSub>
+              <m:d>
+                <m:dPr/>
+                <m:e>
+                  <m:sSub>
+                    <m:e>
+                      <m:r>
+                        <m:t xml:space="preserve">p</m:t>
+                      </m:r>
+                    </m:e>
+                    <m:sub>
+                      <m:r>
+                        <m:t xml:space="preserve">2</m:t>
+                      </m:r>
+                    </m:sub>
+                  </m:sSub>
+                  <m:r>
+                    <m:t xml:space="preserve">·</m:t>
+                  </m:r>
+                  <m:sSub>
+                    <m:e>
+                      <m:r>
+                        <m:t xml:space="preserve">p</m:t>
+                      </m:r>
+                    </m:e>
+                    <m:sub>
+                      <m:r>
+                        <m:t xml:space="preserve">4</m:t>
+                      </m:r>
+                    </m:sub>
+                  </m:sSub>
+                  <m:r>
+                    <m:t xml:space="preserve">−</m:t>
+                  </m:r>
+                  <m:sSubSup>
+                    <m:e>
+                      <m:r>
+                        <m:t xml:space="preserve">m</m:t>
+                      </m:r>
+                    </m:e>
+                    <m:sub>
+                      <m:r>
+                        <m:t xml:space="preserve">μ</m:t>
+                      </m:r>
+                    </m:sub>
+                    <m:sup>
+                      <m:r>
+                        <m:t xml:space="preserve">2</m:t>
+                      </m:r>
+                    </m:sup>
+                  </m:sSubSup>
+                </m:e>
+              </m:d>
             </m:e>
-            <m:sub>
-              <m:r>
-                <m:t xml:space="preserve">2μ</m:t>
-              </m:r>
-            </m:sub>
-          </m:sSub>
-          <m:sSub>
-            <m:e>
-              <m:r>
-                <m:t xml:space="preserve">p</m:t>
-              </m:r>
-            </m:e>
-            <m:sub>
-              <m:r>
-                <m:t xml:space="preserve">4ν</m:t>
-              </m:r>
-            </m:sub>
-          </m:sSub>
-          <m:r>
-            <m:t xml:space="preserve">+</m:t>
-          </m:r>
-          <m:sSub>
-            <m:e>
-              <m:r>
-                <m:t xml:space="preserve">p</m:t>
-              </m:r>
-            </m:e>
-            <m:sub>
-              <m:r>
-                <m:t xml:space="preserve">2ν</m:t>
-              </m:r>
-            </m:sub>
-          </m:sSub>
-          <m:sSub>
-            <m:e>
-              <m:r>
-                <m:t xml:space="preserve">p</m:t>
-              </m:r>
-            </m:e>
-            <m:sub>
-              <m:r>
-                <m:t xml:space="preserve">4μ</m:t>
-              </m:r>
-            </m:sub>
-          </m:sSub>
-          <m:r>
-            <m:t xml:space="preserve">−</m:t>
-          </m:r>
-          <m:sSub>
-            <m:e>
-              <m:r>
-                <m:t xml:space="preserve">g</m:t>
-              </m:r>
-            </m:e>
-            <m:sub>
-              <m:r>
-                <m:t xml:space="preserve">μν</m:t>
-              </m:r>
-            </m:sub>
-          </m:sSub>
-          <m:sSub>
-            <m:e>
-              <m:r>
-                <m:t xml:space="preserve">p</m:t>
-              </m:r>
-            </m:e>
-            <m:sub>
-              <m:r>
-                <m:t xml:space="preserve">2</m:t>
-              </m:r>
-            </m:sub>
-          </m:sSub>
-          <m:r>
-            <m:t xml:space="preserve">·</m:t>
-          </m:r>
-          <m:sSub>
-            <m:e>
-              <m:r>
-                <m:t xml:space="preserve">p</m:t>
-              </m:r>
-            </m:e>
-            <m:sub>
-              <m:r>
-                <m:t xml:space="preserve">4</m:t>
-              </m:r>
-            </m:sub>
-          </m:sSub>
-          <m:r>
-            <m:t xml:space="preserve">−</m:t>
-          </m:r>
-          <m:sSubSup>
-            <m:e>
-              <m:r>
-                <m:t xml:space="preserve">m</m:t>
-              </m:r>
-            </m:e>
-            <m:sub>
-              <m:r>
-                <m:t xml:space="preserve">μ</m:t>
-              </m:r>
-            </m:sub>
-            <m:sup>
-              <m:r>
-                <m:t xml:space="preserve">2</m:t>
-              </m:r>
-            </m:sup>
-          </m:sSubSup>
-          <m:r>
-            <m:t xml:space="preserve">]</m:t>
-          </m:r>
+          </m:d>
         </m:oMath>
       </m:oMathPara>
     </w:p>
@@ -2215,6 +2522,9 @@
               </m:r>
             </m:sup>
           </m:sSubSup>
+          <m:r>
+            <m:t xml:space="preserve"> </m:t>
+          </m:r>
           <m:sSub>
             <m:e>
               <m:r>
@@ -2239,125 +2549,154 @@
           <m:r>
             <m:t xml:space="preserve">32</m:t>
           </m:r>
-          <m:sSub>
+          <m:r>
+            <m:t xml:space="preserve"> </m:t>
+          </m:r>
+          <m:d>
+            <m:dPr/>
             <m:e>
+              <m:sSub>
+                <m:e>
+                  <m:r>
+                    <m:t xml:space="preserve">p</m:t>
+                  </m:r>
+                </m:e>
+                <m:sub>
+                  <m:r>
+                    <m:t xml:space="preserve">1</m:t>
+                  </m:r>
+                </m:sub>
+              </m:sSub>
               <m:r>
-                <m:t xml:space="preserve">p</m:t>
+                <m:t xml:space="preserve">·</m:t>
               </m:r>
+              <m:sSub>
+                <m:e>
+                  <m:r>
+                    <m:t xml:space="preserve">p</m:t>
+                  </m:r>
+                </m:e>
+                <m:sub>
+                  <m:r>
+                    <m:t xml:space="preserve">2</m:t>
+                  </m:r>
+                </m:sub>
+              </m:sSub>
             </m:e>
-            <m:sub>
+          </m:d>
+          <m:d>
+            <m:dPr/>
+            <m:e>
+              <m:sSub>
+                <m:e>
+                  <m:r>
+                    <m:t xml:space="preserve">p</m:t>
+                  </m:r>
+                </m:e>
+                <m:sub>
+                  <m:r>
+                    <m:t xml:space="preserve">3</m:t>
+                  </m:r>
+                </m:sub>
+              </m:sSub>
               <m:r>
-                <m:t xml:space="preserve">1</m:t>
+                <m:t xml:space="preserve">·</m:t>
               </m:r>
-            </m:sub>
-          </m:sSub>
-          <m:r>
-            <m:t xml:space="preserve">·</m:t>
-          </m:r>
-          <m:sSub>
-            <m:e>
-              <m:r>
-                <m:t xml:space="preserve">p</m:t>
-              </m:r>
+              <m:sSub>
+                <m:e>
+                  <m:r>
+                    <m:t xml:space="preserve">p</m:t>
+                  </m:r>
+                </m:e>
+                <m:sub>
+                  <m:r>
+                    <m:t xml:space="preserve">4</m:t>
+                  </m:r>
+                </m:sub>
+              </m:sSub>
             </m:e>
-            <m:sub>
-              <m:r>
-                <m:t xml:space="preserve">2</m:t>
-              </m:r>
-            </m:sub>
-          </m:sSub>
-          <m:sSub>
-            <m:e>
-              <m:r>
-                <m:t xml:space="preserve">p</m:t>
-              </m:r>
-            </m:e>
-            <m:sub>
-              <m:r>
-                <m:t xml:space="preserve">3</m:t>
-              </m:r>
-            </m:sub>
-          </m:sSub>
-          <m:r>
-            <m:t xml:space="preserve">·</m:t>
-          </m:r>
-          <m:sSub>
-            <m:e>
-              <m:r>
-                <m:t xml:space="preserve">p</m:t>
-              </m:r>
-            </m:e>
-            <m:sub>
-              <m:r>
-                <m:t xml:space="preserve">4</m:t>
-              </m:r>
-            </m:sub>
-          </m:sSub>
+          </m:d>
           <m:r>
             <m:t xml:space="preserve">+</m:t>
           </m:r>
           <m:r>
             <m:t xml:space="preserve">32</m:t>
           </m:r>
-          <m:sSub>
+          <m:r>
+            <m:t xml:space="preserve"> </m:t>
+          </m:r>
+          <m:d>
+            <m:dPr/>
             <m:e>
+              <m:sSub>
+                <m:e>
+                  <m:r>
+                    <m:t xml:space="preserve">p</m:t>
+                  </m:r>
+                </m:e>
+                <m:sub>
+                  <m:r>
+                    <m:t xml:space="preserve">1</m:t>
+                  </m:r>
+                </m:sub>
+              </m:sSub>
               <m:r>
-                <m:t xml:space="preserve">p</m:t>
+                <m:t xml:space="preserve">·</m:t>
               </m:r>
+              <m:sSub>
+                <m:e>
+                  <m:r>
+                    <m:t xml:space="preserve">p</m:t>
+                  </m:r>
+                </m:e>
+                <m:sub>
+                  <m:r>
+                    <m:t xml:space="preserve">4</m:t>
+                  </m:r>
+                </m:sub>
+              </m:sSub>
             </m:e>
-            <m:sub>
+          </m:d>
+          <m:d>
+            <m:dPr/>
+            <m:e>
+              <m:sSub>
+                <m:e>
+                  <m:r>
+                    <m:t xml:space="preserve">p</m:t>
+                  </m:r>
+                </m:e>
+                <m:sub>
+                  <m:r>
+                    <m:t xml:space="preserve">2</m:t>
+                  </m:r>
+                </m:sub>
+              </m:sSub>
               <m:r>
-                <m:t xml:space="preserve">1</m:t>
+                <m:t xml:space="preserve">·</m:t>
               </m:r>
-            </m:sub>
-          </m:sSub>
-          <m:r>
-            <m:t xml:space="preserve">·</m:t>
-          </m:r>
-          <m:sSub>
-            <m:e>
-              <m:r>
-                <m:t xml:space="preserve">p</m:t>
-              </m:r>
+              <m:sSub>
+                <m:e>
+                  <m:r>
+                    <m:t xml:space="preserve">p</m:t>
+                  </m:r>
+                </m:e>
+                <m:sub>
+                  <m:r>
+                    <m:t xml:space="preserve">3</m:t>
+                  </m:r>
+                </m:sub>
+              </m:sSub>
             </m:e>
-            <m:sub>
-              <m:r>
-                <m:t xml:space="preserve">4</m:t>
-              </m:r>
-            </m:sub>
-          </m:sSub>
-          <m:sSub>
-            <m:e>
-              <m:r>
-                <m:t xml:space="preserve">p</m:t>
-              </m:r>
-            </m:e>
-            <m:sub>
-              <m:r>
-                <m:t xml:space="preserve">2</m:t>
-              </m:r>
-            </m:sub>
-          </m:sSub>
-          <m:r>
-            <m:t xml:space="preserve">·</m:t>
-          </m:r>
-          <m:sSub>
-            <m:e>
-              <m:r>
-                <m:t xml:space="preserve">p</m:t>
-              </m:r>
-            </m:e>
-            <m:sub>
-              <m:r>
-                <m:t xml:space="preserve">3</m:t>
-              </m:r>
-            </m:sub>
-          </m:sSub>
+          </m:d>
           <m:r>
             <m:t xml:space="preserve">−</m:t>
           </m:r>
           <m:r>
             <m:t xml:space="preserve">32</m:t>
+          </m:r>
+          <m:r>
+            <m:t xml:space="preserve"> </m:t>
           </m:r>
           <m:sSubSup>
             <m:e>
@@ -2376,38 +2715,46 @@
               </m:r>
             </m:sup>
           </m:sSubSup>
-          <m:sSub>
+          <m:d>
+            <m:dPr/>
             <m:e>
+              <m:sSub>
+                <m:e>
+                  <m:r>
+                    <m:t xml:space="preserve">p</m:t>
+                  </m:r>
+                </m:e>
+                <m:sub>
+                  <m:r>
+                    <m:t xml:space="preserve">1</m:t>
+                  </m:r>
+                </m:sub>
+              </m:sSub>
               <m:r>
-                <m:t xml:space="preserve">p</m:t>
+                <m:t xml:space="preserve">·</m:t>
               </m:r>
+              <m:sSub>
+                <m:e>
+                  <m:r>
+                    <m:t xml:space="preserve">p</m:t>
+                  </m:r>
+                </m:e>
+                <m:sub>
+                  <m:r>
+                    <m:t xml:space="preserve">3</m:t>
+                  </m:r>
+                </m:sub>
+              </m:sSub>
             </m:e>
-            <m:sub>
-              <m:r>
-                <m:t xml:space="preserve">1</m:t>
-              </m:r>
-            </m:sub>
-          </m:sSub>
-          <m:r>
-            <m:t xml:space="preserve">·</m:t>
-          </m:r>
-          <m:sSub>
-            <m:e>
-              <m:r>
-                <m:t xml:space="preserve">p</m:t>
-              </m:r>
-            </m:e>
-            <m:sub>
-              <m:r>
-                <m:t xml:space="preserve">3</m:t>
-              </m:r>
-            </m:sub>
-          </m:sSub>
+          </m:d>
           <m:r>
             <m:t xml:space="preserve">−</m:t>
           </m:r>
           <m:r>
             <m:t xml:space="preserve">32</m:t>
+          </m:r>
+          <m:r>
+            <m:t xml:space="preserve"> </m:t>
           </m:r>
           <m:sSubSup>
             <m:e>
@@ -2426,38 +2773,46 @@
               </m:r>
             </m:sup>
           </m:sSubSup>
-          <m:sSub>
+          <m:d>
+            <m:dPr/>
             <m:e>
+              <m:sSub>
+                <m:e>
+                  <m:r>
+                    <m:t xml:space="preserve">p</m:t>
+                  </m:r>
+                </m:e>
+                <m:sub>
+                  <m:r>
+                    <m:t xml:space="preserve">2</m:t>
+                  </m:r>
+                </m:sub>
+              </m:sSub>
               <m:r>
-                <m:t xml:space="preserve">p</m:t>
+                <m:t xml:space="preserve">·</m:t>
               </m:r>
+              <m:sSub>
+                <m:e>
+                  <m:r>
+                    <m:t xml:space="preserve">p</m:t>
+                  </m:r>
+                </m:e>
+                <m:sub>
+                  <m:r>
+                    <m:t xml:space="preserve">4</m:t>
+                  </m:r>
+                </m:sub>
+              </m:sSub>
             </m:e>
-            <m:sub>
-              <m:r>
-                <m:t xml:space="preserve">2</m:t>
-              </m:r>
-            </m:sub>
-          </m:sSub>
-          <m:r>
-            <m:t xml:space="preserve">·</m:t>
-          </m:r>
-          <m:sSub>
-            <m:e>
-              <m:r>
-                <m:t xml:space="preserve">p</m:t>
-              </m:r>
-            </m:e>
-            <m:sub>
-              <m:r>
-                <m:t xml:space="preserve">4</m:t>
-              </m:r>
-            </m:sub>
-          </m:sSub>
+          </m:d>
           <m:r>
             <m:t xml:space="preserve">+</m:t>
           </m:r>
           <m:r>
             <m:t xml:space="preserve">64</m:t>
+          </m:r>
+          <m:r>
+            <m:t xml:space="preserve"> </m:t>
           </m:r>
           <m:sSubSup>
             <m:e>
@@ -2533,6 +2888,9 @@
               </m:r>
             </m:sup>
           </m:sSubSup>
+          <m:r>
+            <m:t xml:space="preserve"> </m:t>
+          </m:r>
           <m:sSub>
             <m:e>
               <m:r>
@@ -2557,14 +2915,150 @@
           <m:r>
             <m:t xml:space="preserve">8</m:t>
           </m:r>
+          <m:r>
+            <m:t xml:space="preserve"> </m:t>
+          </m:r>
           <m:sSup>
             <m:e>
+              <m:d>
+                <m:dPr/>
+                <m:e>
+                  <m:r>
+                    <m:t xml:space="preserve">s</m:t>
+                  </m:r>
+                  <m:r>
+                    <m:t xml:space="preserve">−</m:t>
+                  </m:r>
+                  <m:sSubSup>
+                    <m:e>
+                      <m:r>
+                        <m:t xml:space="preserve">m</m:t>
+                      </m:r>
+                    </m:e>
+                    <m:sub>
+                      <m:r>
+                        <m:t xml:space="preserve">e</m:t>
+                      </m:r>
+                    </m:sub>
+                    <m:sup>
+                      <m:r>
+                        <m:t xml:space="preserve">2</m:t>
+                      </m:r>
+                    </m:sup>
+                  </m:sSubSup>
+                  <m:r>
+                    <m:t xml:space="preserve">−</m:t>
+                  </m:r>
+                  <m:sSubSup>
+                    <m:e>
+                      <m:r>
+                        <m:t xml:space="preserve">m</m:t>
+                      </m:r>
+                    </m:e>
+                    <m:sub>
+                      <m:r>
+                        <m:t xml:space="preserve">μ</m:t>
+                      </m:r>
+                    </m:sub>
+                    <m:sup>
+                      <m:r>
+                        <m:t xml:space="preserve">2</m:t>
+                      </m:r>
+                    </m:sup>
+                  </m:sSubSup>
+                </m:e>
+              </m:d>
+            </m:e>
+            <m:sup>
               <m:r>
-                <m:t xml:space="preserve">s</m:t>
+                <m:t xml:space="preserve">2</m:t>
               </m:r>
+            </m:sup>
+          </m:sSup>
+          <m:r>
+            <m:t xml:space="preserve">+</m:t>
+          </m:r>
+          <m:r>
+            <m:t xml:space="preserve">8</m:t>
+          </m:r>
+          <m:r>
+            <m:t xml:space="preserve"> </m:t>
+          </m:r>
+          <m:sSup>
+            <m:e>
+              <m:d>
+                <m:dPr/>
+                <m:e>
+                  <m:r>
+                    <m:t xml:space="preserve">u</m:t>
+                  </m:r>
+                  <m:r>
+                    <m:t xml:space="preserve">−</m:t>
+                  </m:r>
+                  <m:sSubSup>
+                    <m:e>
+                      <m:r>
+                        <m:t xml:space="preserve">m</m:t>
+                      </m:r>
+                    </m:e>
+                    <m:sub>
+                      <m:r>
+                        <m:t xml:space="preserve">e</m:t>
+                      </m:r>
+                    </m:sub>
+                    <m:sup>
+                      <m:r>
+                        <m:t xml:space="preserve">2</m:t>
+                      </m:r>
+                    </m:sup>
+                  </m:sSubSup>
+                  <m:r>
+                    <m:t xml:space="preserve">−</m:t>
+                  </m:r>
+                  <m:sSubSup>
+                    <m:e>
+                      <m:r>
+                        <m:t xml:space="preserve">m</m:t>
+                      </m:r>
+                    </m:e>
+                    <m:sub>
+                      <m:r>
+                        <m:t xml:space="preserve">μ</m:t>
+                      </m:r>
+                    </m:sub>
+                    <m:sup>
+                      <m:r>
+                        <m:t xml:space="preserve">2</m:t>
+                      </m:r>
+                    </m:sup>
+                  </m:sSubSup>
+                </m:e>
+              </m:d>
+            </m:e>
+            <m:sup>
               <m:r>
-                <m:t xml:space="preserve">−</m:t>
+                <m:t xml:space="preserve">2</m:t>
               </m:r>
+            </m:sup>
+          </m:sSup>
+          <m:r>
+            <m:t xml:space="preserve">+</m:t>
+          </m:r>
+          <m:r>
+            <m:t xml:space="preserve">16</m:t>
+          </m:r>
+          <m:r>
+            <m:t xml:space="preserve"> </m:t>
+          </m:r>
+          <m:r>
+            <m:t xml:space="preserve">t</m:t>
+          </m:r>
+          <m:r>
+            <m:t xml:space="preserve"> </m:t>
+          </m:r>
+          <m:d>
+            <m:dPr/>
+            <m:e>
               <m:sSubSup>
                 <m:e>
                   <m:r>
@@ -2583,7 +3077,7 @@
                 </m:sup>
               </m:sSubSup>
               <m:r>
-                <m:t xml:space="preserve">−</m:t>
+                <m:t xml:space="preserve">+</m:t>
               </m:r>
               <m:sSubSup>
                 <m:e>
@@ -2603,116 +3097,7 @@
                 </m:sup>
               </m:sSubSup>
             </m:e>
-            <m:sup>
-              <m:r>
-                <m:t xml:space="preserve">2</m:t>
-              </m:r>
-            </m:sup>
-          </m:sSup>
-          <m:r>
-            <m:t xml:space="preserve">+</m:t>
-          </m:r>
-          <m:r>
-            <m:t xml:space="preserve">8</m:t>
-          </m:r>
-          <m:sSup>
-            <m:e>
-              <m:r>
-                <m:t xml:space="preserve">u</m:t>
-              </m:r>
-              <m:r>
-                <m:t xml:space="preserve">−</m:t>
-              </m:r>
-              <m:sSubSup>
-                <m:e>
-                  <m:r>
-                    <m:t xml:space="preserve">m</m:t>
-                  </m:r>
-                </m:e>
-                <m:sub>
-                  <m:r>
-                    <m:t xml:space="preserve">e</m:t>
-                  </m:r>
-                </m:sub>
-                <m:sup>
-                  <m:r>
-                    <m:t xml:space="preserve">2</m:t>
-                  </m:r>
-                </m:sup>
-              </m:sSubSup>
-              <m:r>
-                <m:t xml:space="preserve">−</m:t>
-              </m:r>
-              <m:sSubSup>
-                <m:e>
-                  <m:r>
-                    <m:t xml:space="preserve">m</m:t>
-                  </m:r>
-                </m:e>
-                <m:sub>
-                  <m:r>
-                    <m:t xml:space="preserve">μ</m:t>
-                  </m:r>
-                </m:sub>
-                <m:sup>
-                  <m:r>
-                    <m:t xml:space="preserve">2</m:t>
-                  </m:r>
-                </m:sup>
-              </m:sSubSup>
-            </m:e>
-            <m:sup>
-              <m:r>
-                <m:t xml:space="preserve">2</m:t>
-              </m:r>
-            </m:sup>
-          </m:sSup>
-          <m:r>
-            <m:t xml:space="preserve">+</m:t>
-          </m:r>
-          <m:r>
-            <m:t xml:space="preserve">16</m:t>
-          </m:r>
-          <m:r>
-            <m:t xml:space="preserve">t</m:t>
-          </m:r>
-          <m:sSubSup>
-            <m:e>
-              <m:r>
-                <m:t xml:space="preserve">m</m:t>
-              </m:r>
-            </m:e>
-            <m:sub>
-              <m:r>
-                <m:t xml:space="preserve">e</m:t>
-              </m:r>
-            </m:sub>
-            <m:sup>
-              <m:r>
-                <m:t xml:space="preserve">2</m:t>
-              </m:r>
-            </m:sup>
-          </m:sSubSup>
-          <m:r>
-            <m:t xml:space="preserve">+</m:t>
-          </m:r>
-          <m:sSubSup>
-            <m:e>
-              <m:r>
-                <m:t xml:space="preserve">m</m:t>
-              </m:r>
-            </m:e>
-            <m:sub>
-              <m:r>
-                <m:t xml:space="preserve">μ</m:t>
-              </m:r>
-            </m:sub>
-            <m:sup>
-              <m:r>
-                <m:t xml:space="preserve">2</m:t>
-              </m:r>
-            </m:sup>
-          </m:sSubSup>
+          </m:d>
         </m:oMath>
       </m:oMathPara>
     </w:p>
@@ -2741,19 +3126,28 @@
             </m:den>
           </m:f>
           <m:r>
+            <m:t xml:space="preserve"> </m:t>
+          </m:r>
+          <m:r>
             <m:t xml:space="preserve">Σ</m:t>
           </m:r>
           <m:r>
-            <m:t xml:space="preserve">|</m:t>
-          </m:r>
-          <m:r>
-            <m:t xml:space="preserve">ℳ</m:t>
-          </m:r>
-          <m:r>
-            <m:t xml:space="preserve">|</m:t>
+            <m:t xml:space="preserve"> </m:t>
           </m:r>
           <m:sSup>
-            <m:e/>
+            <m:e>
+              <m:d>
+                <m:dPr>
+                  <m:begChr m:val="|"/>
+                  <m:endChr m:val="|"/>
+                </m:dPr>
+                <m:e>
+                  <m:r>
+                    <m:t xml:space="preserve">ℳ</m:t>
+                  </m:r>
+                </m:e>
+              </m:d>
+            </m:e>
             <m:sup>
               <m:r>
                 <m:t xml:space="preserve">2</m:t>
@@ -2794,161 +3188,181 @@
             </m:den>
           </m:f>
           <m:r>
-            <m:t xml:space="preserve">[</m:t>
+            <m:t xml:space="preserve"> </m:t>
           </m:r>
-          <m:sSup>
+          <m:d>
+            <m:dPr>
+              <m:begChr m:val="["/>
+              <m:endChr m:val="]"/>
+            </m:dPr>
             <m:e>
-              <m:r>
-                <m:t xml:space="preserve">s</m:t>
-              </m:r>
-              <m:r>
-                <m:t xml:space="preserve">−</m:t>
-              </m:r>
-              <m:sSubSup>
+              <m:sSup>
                 <m:e>
-                  <m:r>
-                    <m:t xml:space="preserve">m</m:t>
-                  </m:r>
+                  <m:d>
+                    <m:dPr/>
+                    <m:e>
+                      <m:r>
+                        <m:t xml:space="preserve">s</m:t>
+                      </m:r>
+                      <m:r>
+                        <m:t xml:space="preserve">−</m:t>
+                      </m:r>
+                      <m:sSubSup>
+                        <m:e>
+                          <m:r>
+                            <m:t xml:space="preserve">m</m:t>
+                          </m:r>
+                        </m:e>
+                        <m:sub>
+                          <m:r>
+                            <m:t xml:space="preserve">e</m:t>
+                          </m:r>
+                        </m:sub>
+                        <m:sup>
+                          <m:r>
+                            <m:t xml:space="preserve">2</m:t>
+                          </m:r>
+                        </m:sup>
+                      </m:sSubSup>
+                      <m:r>
+                        <m:t xml:space="preserve">−</m:t>
+                      </m:r>
+                      <m:sSubSup>
+                        <m:e>
+                          <m:r>
+                            <m:t xml:space="preserve">m</m:t>
+                          </m:r>
+                        </m:e>
+                        <m:sub>
+                          <m:r>
+                            <m:t xml:space="preserve">μ</m:t>
+                          </m:r>
+                        </m:sub>
+                        <m:sup>
+                          <m:r>
+                            <m:t xml:space="preserve">2</m:t>
+                          </m:r>
+                        </m:sup>
+                      </m:sSubSup>
+                    </m:e>
+                  </m:d>
                 </m:e>
-                <m:sub>
-                  <m:r>
-                    <m:t xml:space="preserve">e</m:t>
-                  </m:r>
-                </m:sub>
                 <m:sup>
                   <m:r>
                     <m:t xml:space="preserve">2</m:t>
                   </m:r>
                 </m:sup>
-              </m:sSubSup>
+              </m:sSup>
               <m:r>
-                <m:t xml:space="preserve">−</m:t>
+                <m:t xml:space="preserve">+</m:t>
               </m:r>
-              <m:sSubSup>
+              <m:sSup>
                 <m:e>
-                  <m:r>
-                    <m:t xml:space="preserve">m</m:t>
-                  </m:r>
+                  <m:d>
+                    <m:dPr/>
+                    <m:e>
+                      <m:r>
+                        <m:t xml:space="preserve">u</m:t>
+                      </m:r>
+                      <m:r>
+                        <m:t xml:space="preserve">−</m:t>
+                      </m:r>
+                      <m:sSubSup>
+                        <m:e>
+                          <m:r>
+                            <m:t xml:space="preserve">m</m:t>
+                          </m:r>
+                        </m:e>
+                        <m:sub>
+                          <m:r>
+                            <m:t xml:space="preserve">e</m:t>
+                          </m:r>
+                        </m:sub>
+                        <m:sup>
+                          <m:r>
+                            <m:t xml:space="preserve">2</m:t>
+                          </m:r>
+                        </m:sup>
+                      </m:sSubSup>
+                      <m:r>
+                        <m:t xml:space="preserve">−</m:t>
+                      </m:r>
+                      <m:sSubSup>
+                        <m:e>
+                          <m:r>
+                            <m:t xml:space="preserve">m</m:t>
+                          </m:r>
+                        </m:e>
+                        <m:sub>
+                          <m:r>
+                            <m:t xml:space="preserve">μ</m:t>
+                          </m:r>
+                        </m:sub>
+                        <m:sup>
+                          <m:r>
+                            <m:t xml:space="preserve">2</m:t>
+                          </m:r>
+                        </m:sup>
+                      </m:sSubSup>
+                    </m:e>
+                  </m:d>
                 </m:e>
-                <m:sub>
-                  <m:r>
-                    <m:t xml:space="preserve">μ</m:t>
-                  </m:r>
-                </m:sub>
                 <m:sup>
                   <m:r>
                     <m:t xml:space="preserve">2</m:t>
                   </m:r>
                 </m:sup>
-              </m:sSubSup>
-            </m:e>
-            <m:sup>
+              </m:sSup>
               <m:r>
-                <m:t xml:space="preserve">2</m:t>
-              </m:r>
-            </m:sup>
-          </m:sSup>
-          <m:r>
-            <m:t xml:space="preserve">+</m:t>
-          </m:r>
-          <m:sSup>
-            <m:e>
-              <m:r>
-                <m:t xml:space="preserve">u</m:t>
+                <m:t xml:space="preserve">+</m:t>
               </m:r>
               <m:r>
-                <m:t xml:space="preserve">−</m:t>
+                <m:t xml:space="preserve">2t</m:t>
               </m:r>
-              <m:sSubSup>
+              <m:d>
+                <m:dPr/>
                 <m:e>
+                  <m:sSubSup>
+                    <m:e>
+                      <m:r>
+                        <m:t xml:space="preserve">m</m:t>
+                      </m:r>
+                    </m:e>
+                    <m:sub>
+                      <m:r>
+                        <m:t xml:space="preserve">e</m:t>
+                      </m:r>
+                    </m:sub>
+                    <m:sup>
+                      <m:r>
+                        <m:t xml:space="preserve">2</m:t>
+                      </m:r>
+                    </m:sup>
+                  </m:sSubSup>
                   <m:r>
-                    <m:t xml:space="preserve">m</m:t>
+                    <m:t xml:space="preserve">+</m:t>
                   </m:r>
+                  <m:sSubSup>
+                    <m:e>
+                      <m:r>
+                        <m:t xml:space="preserve">m</m:t>
+                      </m:r>
+                    </m:e>
+                    <m:sub>
+                      <m:r>
+                        <m:t xml:space="preserve">μ</m:t>
+                      </m:r>
+                    </m:sub>
+                    <m:sup>
+                      <m:r>
+                        <m:t xml:space="preserve">2</m:t>
+                      </m:r>
+                    </m:sup>
+                  </m:sSubSup>
                 </m:e>
-                <m:sub>
-                  <m:r>
-                    <m:t xml:space="preserve">e</m:t>
-                  </m:r>
-                </m:sub>
-                <m:sup>
-                  <m:r>
-                    <m:t xml:space="preserve">2</m:t>
-                  </m:r>
-                </m:sup>
-              </m:sSubSup>
-              <m:r>
-                <m:t xml:space="preserve">−</m:t>
-              </m:r>
-              <m:sSubSup>
-                <m:e>
-                  <m:r>
-                    <m:t xml:space="preserve">m</m:t>
-                  </m:r>
-                </m:e>
-                <m:sub>
-                  <m:r>
-                    <m:t xml:space="preserve">μ</m:t>
-                  </m:r>
-                </m:sub>
-                <m:sup>
-                  <m:r>
-                    <m:t xml:space="preserve">2</m:t>
-                  </m:r>
-                </m:sup>
-              </m:sSubSup>
+              </m:d>
             </m:e>
-            <m:sup>
-              <m:r>
-                <m:t xml:space="preserve">2</m:t>
-              </m:r>
-            </m:sup>
-          </m:sSup>
-          <m:r>
-            <m:t xml:space="preserve">+</m:t>
-          </m:r>
-          <m:r>
-            <m:t xml:space="preserve">2t</m:t>
-          </m:r>
-          <m:sSubSup>
-            <m:e>
-              <m:r>
-                <m:t xml:space="preserve">m</m:t>
-              </m:r>
-            </m:e>
-            <m:sub>
-              <m:r>
-                <m:t xml:space="preserve">e</m:t>
-              </m:r>
-            </m:sub>
-            <m:sup>
-              <m:r>
-                <m:t xml:space="preserve">2</m:t>
-              </m:r>
-            </m:sup>
-          </m:sSubSup>
-          <m:r>
-            <m:t xml:space="preserve">+</m:t>
-          </m:r>
-          <m:sSubSup>
-            <m:e>
-              <m:r>
-                <m:t xml:space="preserve">m</m:t>
-              </m:r>
-            </m:e>
-            <m:sub>
-              <m:r>
-                <m:t xml:space="preserve">μ</m:t>
-              </m:r>
-            </m:sub>
-            <m:sup>
-              <m:r>
-                <m:t xml:space="preserve">2</m:t>
-              </m:r>
-            </m:sup>
-          </m:sSubSup>
-          <m:r>
-            <m:t xml:space="preserve">]</m:t>
-          </m:r>
+          </m:d>
         </m:oMath>
       </m:oMathPara>
     </w:p>
@@ -2990,19 +3404,28 @@
             </m:den>
           </m:f>
           <m:r>
+            <m:t xml:space="preserve"> </m:t>
+          </m:r>
+          <m:r>
             <m:t xml:space="preserve">Σ</m:t>
           </m:r>
           <m:r>
-            <m:t xml:space="preserve">|</m:t>
-          </m:r>
-          <m:r>
-            <m:t xml:space="preserve">ℳ</m:t>
-          </m:r>
-          <m:r>
-            <m:t xml:space="preserve">|</m:t>
+            <m:t xml:space="preserve"> </m:t>
           </m:r>
           <m:sSup>
-            <m:e/>
+            <m:e>
+              <m:d>
+                <m:dPr>
+                  <m:begChr m:val="|"/>
+                  <m:endChr m:val="|"/>
+                </m:dPr>
+                <m:e>
+                  <m:r>
+                    <m:t xml:space="preserve">ℳ</m:t>
+                  </m:r>
+                </m:e>
+              </m:d>
+            </m:e>
             <m:sup>
               <m:r>
                 <m:t xml:space="preserve">2</m:t>
@@ -3014,6 +3437,9 @@
           </m:r>
           <m:r>
             <m:t xml:space="preserve">2</m:t>
+          </m:r>
+          <m:r>
+            <m:t xml:space="preserve"> </m:t>
           </m:r>
           <m:sSup>
             <m:e>
@@ -3027,6 +3453,9 @@
               </m:r>
             </m:sup>
           </m:sSup>
+          <m:r>
+            <m:t xml:space="preserve"> </m:t>
+          </m:r>
           <m:f>
             <m:num>
               <m:sSup>
@@ -3162,16 +3591,22 @@
             </m:den>
           </m:f>
           <m:r>
-            <m:t xml:space="preserve">|</m:t>
-          </m:r>
-          <m:r>
-            <m:t xml:space="preserve">ℳ</m:t>
-          </m:r>
-          <m:r>
-            <m:t xml:space="preserve">|</m:t>
+            <m:t xml:space="preserve"> </m:t>
           </m:r>
           <m:sSup>
-            <m:e/>
+            <m:e>
+              <m:d>
+                <m:dPr>
+                  <m:begChr m:val="|"/>
+                  <m:endChr m:val="|"/>
+                </m:dPr>
+                <m:e>
+                  <m:r>
+                    <m:t xml:space="preserve">ℳ</m:t>
+                  </m:r>
+                </m:e>
+              </m:d>
+            </m:e>
             <m:sup>
               <m:r>
                 <m:t xml:space="preserve">2</m:t>
@@ -3249,6 +3684,9 @@
               </m:r>
             </m:den>
           </m:f>
+          <m:r>
+            <m:t xml:space="preserve"> </m:t>
+          </m:r>
           <m:f>
             <m:num>
               <m:sSup>
@@ -3330,6 +3768,9 @@
               </m:r>
             </m:den>
           </m:f>
+          <m:r>
+            <m:t xml:space="preserve"> </m:t>
+          </m:r>
           <m:f>
             <m:num>
               <m:sSup>
